--- a/DFD_Exercise/Câu 11/Bảng chức năng B11.docx
+++ b/DFD_Exercise/Câu 11/Bảng chức năng B11.docx
@@ -1471,10 +1471,7 @@
               <w:jc w:val="center"/>
             </w:pPr>
             <w:r>
-              <w:t>1.2</w:t>
-            </w:r>
-            <w:r>
-              <w:t>.1</w:t>
+              <w:t>1.2.1</w:t>
             </w:r>
           </w:p>
         </w:tc>
@@ -1705,10 +1702,7 @@
               <w:jc w:val="center"/>
             </w:pPr>
             <w:r>
-              <w:t>1.2</w:t>
-            </w:r>
-            <w:r>
-              <w:t>.2</w:t>
+              <w:t>1.2.2</w:t>
             </w:r>
           </w:p>
         </w:tc>
@@ -1947,10 +1941,7 @@
               <w:jc w:val="center"/>
             </w:pPr>
             <w:r>
-              <w:t>1.2</w:t>
-            </w:r>
-            <w:r>
-              <w:t>.3</w:t>
+              <w:t>1.2.3</w:t>
             </w:r>
           </w:p>
         </w:tc>
@@ -2173,10 +2164,7 @@
               <w:jc w:val="center"/>
             </w:pPr>
             <w:r>
-              <w:t>1.2</w:t>
-            </w:r>
-            <w:r>
-              <w:t>.4</w:t>
+              <w:t>1.2.4</w:t>
             </w:r>
           </w:p>
         </w:tc>
@@ -3029,10 +3017,7 @@
               <w:jc w:val="center"/>
             </w:pPr>
             <w:r>
-              <w:t>1.3</w:t>
-            </w:r>
-            <w:r>
-              <w:t>.1</w:t>
+              <w:t>1.3.1</w:t>
             </w:r>
           </w:p>
         </w:tc>
@@ -3319,10 +3304,7 @@
               <w:jc w:val="center"/>
             </w:pPr>
             <w:r>
-              <w:t>1.3</w:t>
-            </w:r>
-            <w:r>
-              <w:t>.2</w:t>
+              <w:t>1.3.2</w:t>
             </w:r>
           </w:p>
         </w:tc>
@@ -3537,10 +3519,7 @@
               <w:jc w:val="center"/>
             </w:pPr>
             <w:r>
-              <w:t>1.3</w:t>
-            </w:r>
-            <w:r>
-              <w:t>.3</w:t>
+              <w:t>1.3.3</w:t>
             </w:r>
           </w:p>
         </w:tc>
@@ -3787,10 +3766,7 @@
               <w:jc w:val="center"/>
             </w:pPr>
             <w:r>
-              <w:t>1.3</w:t>
-            </w:r>
-            <w:r>
-              <w:t>.4</w:t>
+              <w:t>1.3.4</w:t>
             </w:r>
           </w:p>
         </w:tc>
@@ -4180,10 +4156,7 @@
               <w:jc w:val="center"/>
             </w:pPr>
             <w:r>
-              <w:t>1.4</w:t>
-            </w:r>
-            <w:r>
-              <w:t>.1</w:t>
+              <w:t>1.4.1</w:t>
             </w:r>
           </w:p>
         </w:tc>
@@ -4385,10 +4358,7 @@
               <w:jc w:val="center"/>
             </w:pPr>
             <w:r>
-              <w:t>1.4</w:t>
-            </w:r>
-            <w:r>
-              <w:t>.2</w:t>
+              <w:t>1.4.2</w:t>
             </w:r>
           </w:p>
         </w:tc>
@@ -4535,10 +4505,7 @@
           </w:tcPr>
           <w:p>
             <w:r>
-              <w:t>*</w:t>
-            </w:r>
-            <w:r>
-              <w:t xml:space="preserve">KQ </w:t>
+              <w:t xml:space="preserve">*KQ </w:t>
             </w:r>
             <w:proofErr w:type="spellStart"/>
             <w:r>
@@ -4590,10 +4557,7 @@
               <w:jc w:val="center"/>
             </w:pPr>
             <w:r>
-              <w:t>1.4</w:t>
-            </w:r>
-            <w:r>
-              <w:t>.3</w:t>
+              <w:t>1.4.3</w:t>
             </w:r>
           </w:p>
         </w:tc>
@@ -4670,10 +4634,7 @@
           </w:tcPr>
           <w:p>
             <w:r>
-              <w:t>*</w:t>
-            </w:r>
-            <w:r>
-              <w:t xml:space="preserve">KQ </w:t>
+              <w:t xml:space="preserve">*KQ </w:t>
             </w:r>
             <w:proofErr w:type="spellStart"/>
             <w:r>
@@ -5031,10 +4992,7 @@
               <w:jc w:val="center"/>
             </w:pPr>
             <w:r>
-              <w:t>1.5</w:t>
-            </w:r>
-            <w:r>
-              <w:t>.1</w:t>
+              <w:t>1.5.1</w:t>
             </w:r>
           </w:p>
         </w:tc>
@@ -5230,10 +5188,7 @@
               <w:jc w:val="center"/>
             </w:pPr>
             <w:r>
-              <w:t>1.5</w:t>
-            </w:r>
-            <w:r>
-              <w:t>.2</w:t>
+              <w:t>1.5.2</w:t>
             </w:r>
           </w:p>
         </w:tc>
@@ -5469,11 +5424,2869 @@
               <w:jc w:val="center"/>
             </w:pPr>
             <w:r>
+              <w:t>1.5.3</w:t>
+            </w:r>
+          </w:p>
+        </w:tc>
+        <w:tc>
+          <w:tcPr>
+            <w:tcW w:w="1502" w:type="dxa"/>
+          </w:tcPr>
+          <w:p>
+            <w:pPr>
+              <w:jc w:val="center"/>
+            </w:pPr>
+            <w:proofErr w:type="spellStart"/>
+            <w:r>
+              <w:t>Thiết</w:t>
+            </w:r>
+            <w:proofErr w:type="spellEnd"/>
+            <w:r>
+              <w:t xml:space="preserve"> </w:t>
+            </w:r>
+            <w:proofErr w:type="spellStart"/>
+            <w:r>
+              <w:t>lập</w:t>
+            </w:r>
+            <w:proofErr w:type="spellEnd"/>
+            <w:r>
+              <w:t xml:space="preserve"> </w:t>
+            </w:r>
+            <w:proofErr w:type="spellStart"/>
+            <w:r>
+              <w:t>trạng</w:t>
+            </w:r>
+            <w:proofErr w:type="spellEnd"/>
+            <w:r>
+              <w:t xml:space="preserve"> </w:t>
+            </w:r>
+            <w:proofErr w:type="spellStart"/>
+            <w:r>
+              <w:t>thái</w:t>
+            </w:r>
+            <w:proofErr w:type="spellEnd"/>
+            <w:r>
+              <w:t xml:space="preserve"> </w:t>
+            </w:r>
+            <w:proofErr w:type="spellStart"/>
+            <w:r>
+              <w:t>ghi</w:t>
+            </w:r>
+            <w:proofErr w:type="spellEnd"/>
+            <w:r>
+              <w:t xml:space="preserve"> </w:t>
+            </w:r>
+            <w:proofErr w:type="spellStart"/>
+            <w:r>
+              <w:t>có</w:t>
+            </w:r>
+            <w:proofErr w:type="spellEnd"/>
+            <w:r>
+              <w:t xml:space="preserve"> </w:t>
+            </w:r>
+            <w:proofErr w:type="spellStart"/>
+            <w:r>
+              <w:t>cho</w:t>
+            </w:r>
+            <w:proofErr w:type="spellEnd"/>
+            <w:r>
+              <w:t xml:space="preserve"> </w:t>
+            </w:r>
+            <w:proofErr w:type="spellStart"/>
+            <w:r>
+              <w:t>học</w:t>
+            </w:r>
+            <w:proofErr w:type="spellEnd"/>
+            <w:r>
+              <w:t xml:space="preserve"> </w:t>
+            </w:r>
+            <w:proofErr w:type="spellStart"/>
+            <w:r>
+              <w:t>phần</w:t>
+            </w:r>
+            <w:proofErr w:type="spellEnd"/>
+            <w:r>
+              <w:t xml:space="preserve"> </w:t>
+            </w:r>
+            <w:proofErr w:type="spellStart"/>
+            <w:r>
+              <w:t>bị</w:t>
+            </w:r>
+            <w:proofErr w:type="spellEnd"/>
+            <w:r>
+              <w:t xml:space="preserve"> </w:t>
+            </w:r>
+            <w:proofErr w:type="spellStart"/>
+            <w:r>
+              <w:t>hủy</w:t>
+            </w:r>
+            <w:proofErr w:type="spellEnd"/>
+          </w:p>
+        </w:tc>
+        <w:tc>
+          <w:tcPr>
+            <w:tcW w:w="1503" w:type="dxa"/>
+          </w:tcPr>
+          <w:p/>
+        </w:tc>
+        <w:tc>
+          <w:tcPr>
+            <w:tcW w:w="1503" w:type="dxa"/>
+          </w:tcPr>
+          <w:p>
+            <w:r>
+              <w:t>*</w:t>
+            </w:r>
+            <w:proofErr w:type="spellStart"/>
+            <w:r>
+              <w:t>Sinh</w:t>
+            </w:r>
+            <w:proofErr w:type="spellEnd"/>
+            <w:r>
+              <w:t xml:space="preserve"> </w:t>
+            </w:r>
+            <w:proofErr w:type="spellStart"/>
+            <w:r>
+              <w:t>viên</w:t>
+            </w:r>
+            <w:proofErr w:type="spellEnd"/>
+          </w:p>
+          <w:p>
+            <w:r>
+              <w:t xml:space="preserve">- </w:t>
+            </w:r>
+            <w:proofErr w:type="spellStart"/>
+            <w:r>
+              <w:t>Thông</w:t>
+            </w:r>
+            <w:proofErr w:type="spellEnd"/>
+            <w:r>
+              <w:t xml:space="preserve"> </w:t>
+            </w:r>
+            <w:proofErr w:type="spellStart"/>
+            <w:r>
+              <w:t>báo</w:t>
+            </w:r>
+            <w:proofErr w:type="spellEnd"/>
+            <w:r>
+              <w:t xml:space="preserve"> </w:t>
+            </w:r>
+            <w:proofErr w:type="spellStart"/>
+            <w:r>
+              <w:t>thành</w:t>
+            </w:r>
+            <w:proofErr w:type="spellEnd"/>
+            <w:r>
+              <w:t xml:space="preserve"> </w:t>
+            </w:r>
+            <w:proofErr w:type="spellStart"/>
+            <w:r>
+              <w:t>công</w:t>
+            </w:r>
+            <w:proofErr w:type="spellEnd"/>
+          </w:p>
+        </w:tc>
+        <w:tc>
+          <w:tcPr>
+            <w:tcW w:w="1503" w:type="dxa"/>
+          </w:tcPr>
+          <w:p/>
+        </w:tc>
+        <w:tc>
+          <w:tcPr>
+            <w:tcW w:w="1503" w:type="dxa"/>
+          </w:tcPr>
+          <w:p>
+            <w:r>
+              <w:t>*</w:t>
+            </w:r>
+            <w:proofErr w:type="spellStart"/>
+            <w:r>
+              <w:t>Thanh</w:t>
+            </w:r>
+            <w:proofErr w:type="spellEnd"/>
+            <w:r>
+              <w:t xml:space="preserve"> </w:t>
+            </w:r>
+            <w:proofErr w:type="spellStart"/>
+            <w:r>
+              <w:t>toán</w:t>
+            </w:r>
+            <w:proofErr w:type="spellEnd"/>
+          </w:p>
+          <w:p>
+            <w:r>
+              <w:t xml:space="preserve">- </w:t>
+            </w:r>
+            <w:proofErr w:type="spellStart"/>
+            <w:r>
+              <w:t>Thiết</w:t>
+            </w:r>
+            <w:proofErr w:type="spellEnd"/>
+            <w:r>
+              <w:t xml:space="preserve"> </w:t>
+            </w:r>
+            <w:proofErr w:type="spellStart"/>
+            <w:r>
+              <w:t>lập</w:t>
+            </w:r>
+            <w:proofErr w:type="spellEnd"/>
+            <w:r>
+              <w:t xml:space="preserve"> </w:t>
+            </w:r>
+            <w:proofErr w:type="spellStart"/>
+            <w:r>
+              <w:t>trạng</w:t>
+            </w:r>
+            <w:proofErr w:type="spellEnd"/>
+            <w:r>
+              <w:t xml:space="preserve"> </w:t>
+            </w:r>
+            <w:proofErr w:type="spellStart"/>
+            <w:r>
+              <w:t>thái</w:t>
+            </w:r>
+            <w:proofErr w:type="spellEnd"/>
+            <w:r>
+              <w:t xml:space="preserve"> </w:t>
+            </w:r>
+          </w:p>
+          <w:p>
+            <w:r>
+              <w:t>*</w:t>
+            </w:r>
+            <w:proofErr w:type="spellStart"/>
+            <w:r>
+              <w:t>Đăng</w:t>
+            </w:r>
+            <w:proofErr w:type="spellEnd"/>
+            <w:r>
+              <w:t xml:space="preserve"> </w:t>
+            </w:r>
+            <w:proofErr w:type="spellStart"/>
+            <w:r>
+              <w:t>ký</w:t>
+            </w:r>
+            <w:proofErr w:type="spellEnd"/>
+          </w:p>
+          <w:p>
+            <w:r>
+              <w:t xml:space="preserve">- </w:t>
+            </w:r>
+            <w:proofErr w:type="spellStart"/>
+            <w:r>
+              <w:t>Xóa</w:t>
+            </w:r>
+            <w:proofErr w:type="spellEnd"/>
+            <w:r>
+              <w:t xml:space="preserve"> </w:t>
+            </w:r>
+          </w:p>
+        </w:tc>
+      </w:tr>
+    </w:tbl>
+    <w:p/>
+    <w:p/>
+    <w:p/>
+    <w:tbl>
+      <w:tblPr>
+        <w:tblStyle w:val="TableGrid"/>
+        <w:tblW w:w="0" w:type="auto"/>
+        <w:tblLook w:val="04A0" w:firstRow="1" w:lastRow="0" w:firstColumn="1" w:lastColumn="0" w:noHBand="0" w:noVBand="1"/>
+      </w:tblPr>
+      <w:tblGrid>
+        <w:gridCol w:w="1502"/>
+        <w:gridCol w:w="1502"/>
+        <w:gridCol w:w="1503"/>
+        <w:gridCol w:w="1503"/>
+        <w:gridCol w:w="1503"/>
+        <w:gridCol w:w="1503"/>
+      </w:tblGrid>
+      <w:tr>
+        <w:tc>
+          <w:tcPr>
+            <w:tcW w:w="1502" w:type="dxa"/>
+            <w:vMerge w:val="restart"/>
+          </w:tcPr>
+          <w:p>
+            <w:pPr>
+              <w:jc w:val="center"/>
+            </w:pPr>
+            <w:r>
+              <w:lastRenderedPageBreak/>
+              <w:t xml:space="preserve">Ô </w:t>
+            </w:r>
+            <w:proofErr w:type="spellStart"/>
+            <w:r>
+              <w:t>xử</w:t>
+            </w:r>
+            <w:proofErr w:type="spellEnd"/>
+            <w:r>
+              <w:t xml:space="preserve"> </w:t>
+            </w:r>
+            <w:proofErr w:type="spellStart"/>
+            <w:r>
+              <w:t>lý</w:t>
+            </w:r>
+            <w:proofErr w:type="spellEnd"/>
+          </w:p>
+        </w:tc>
+        <w:tc>
+          <w:tcPr>
+            <w:tcW w:w="1502" w:type="dxa"/>
+            <w:vMerge w:val="restart"/>
+          </w:tcPr>
+          <w:p>
+            <w:pPr>
+              <w:jc w:val="center"/>
+            </w:pPr>
+            <w:proofErr w:type="spellStart"/>
+            <w:r>
+              <w:t>Tên</w:t>
+            </w:r>
+            <w:proofErr w:type="spellEnd"/>
+            <w:r>
+              <w:t xml:space="preserve"> ô </w:t>
+            </w:r>
+            <w:proofErr w:type="spellStart"/>
+            <w:r>
+              <w:t>xử</w:t>
+            </w:r>
+            <w:proofErr w:type="spellEnd"/>
+            <w:r>
+              <w:t xml:space="preserve"> </w:t>
+            </w:r>
+            <w:proofErr w:type="spellStart"/>
+            <w:r>
+              <w:t>lý</w:t>
+            </w:r>
+            <w:proofErr w:type="spellEnd"/>
+          </w:p>
+        </w:tc>
+        <w:tc>
+          <w:tcPr>
+            <w:tcW w:w="3006" w:type="dxa"/>
+            <w:gridSpan w:val="2"/>
+          </w:tcPr>
+          <w:p>
+            <w:pPr>
+              <w:jc w:val="center"/>
+            </w:pPr>
+            <w:proofErr w:type="spellStart"/>
+            <w:r>
+              <w:t>Tác</w:t>
+            </w:r>
+            <w:proofErr w:type="spellEnd"/>
+            <w:r>
+              <w:t xml:space="preserve"> </w:t>
+            </w:r>
+            <w:proofErr w:type="spellStart"/>
+            <w:r>
+              <w:t>nhân</w:t>
+            </w:r>
+            <w:proofErr w:type="spellEnd"/>
+          </w:p>
+        </w:tc>
+        <w:tc>
+          <w:tcPr>
+            <w:tcW w:w="3006" w:type="dxa"/>
+            <w:gridSpan w:val="2"/>
+          </w:tcPr>
+          <w:p>
+            <w:pPr>
+              <w:jc w:val="center"/>
+            </w:pPr>
+            <w:r>
+              <w:t xml:space="preserve">Kho </w:t>
+            </w:r>
+            <w:proofErr w:type="spellStart"/>
+            <w:r>
+              <w:t>dữ</w:t>
+            </w:r>
+            <w:proofErr w:type="spellEnd"/>
+            <w:r>
+              <w:t xml:space="preserve"> </w:t>
+            </w:r>
+            <w:proofErr w:type="spellStart"/>
+            <w:r>
+              <w:t>liệu</w:t>
+            </w:r>
+            <w:proofErr w:type="spellEnd"/>
+          </w:p>
+        </w:tc>
+      </w:tr>
+      <w:tr>
+        <w:tc>
+          <w:tcPr>
+            <w:tcW w:w="1502" w:type="dxa"/>
+            <w:vMerge/>
+          </w:tcPr>
+          <w:p>
+            <w:pPr>
+              <w:jc w:val="center"/>
+            </w:pPr>
+          </w:p>
+        </w:tc>
+        <w:tc>
+          <w:tcPr>
+            <w:tcW w:w="1502" w:type="dxa"/>
+            <w:vMerge/>
+          </w:tcPr>
+          <w:p>
+            <w:pPr>
+              <w:jc w:val="center"/>
+            </w:pPr>
+          </w:p>
+        </w:tc>
+        <w:tc>
+          <w:tcPr>
+            <w:tcW w:w="1503" w:type="dxa"/>
+          </w:tcPr>
+          <w:p>
+            <w:pPr>
+              <w:jc w:val="center"/>
+            </w:pPr>
+            <w:proofErr w:type="spellStart"/>
+            <w:r>
+              <w:t>Nguồn</w:t>
+            </w:r>
+            <w:proofErr w:type="spellEnd"/>
+            <w:r>
+              <w:t xml:space="preserve"> </w:t>
+            </w:r>
+          </w:p>
+        </w:tc>
+        <w:tc>
+          <w:tcPr>
+            <w:tcW w:w="1503" w:type="dxa"/>
+          </w:tcPr>
+          <w:p>
+            <w:pPr>
+              <w:jc w:val="center"/>
+            </w:pPr>
+            <w:proofErr w:type="spellStart"/>
+            <w:r>
+              <w:t>Đích</w:t>
+            </w:r>
+            <w:proofErr w:type="spellEnd"/>
+          </w:p>
+        </w:tc>
+        <w:tc>
+          <w:tcPr>
+            <w:tcW w:w="1503" w:type="dxa"/>
+          </w:tcPr>
+          <w:p>
+            <w:pPr>
+              <w:jc w:val="center"/>
+            </w:pPr>
+            <w:proofErr w:type="spellStart"/>
+            <w:r>
+              <w:t>Truy</w:t>
+            </w:r>
+            <w:proofErr w:type="spellEnd"/>
+            <w:r>
+              <w:t xml:space="preserve"> </w:t>
+            </w:r>
+            <w:proofErr w:type="spellStart"/>
+            <w:r>
+              <w:t>xuất</w:t>
+            </w:r>
+            <w:proofErr w:type="spellEnd"/>
+          </w:p>
+        </w:tc>
+        <w:tc>
+          <w:tcPr>
+            <w:tcW w:w="1503" w:type="dxa"/>
+          </w:tcPr>
+          <w:p>
+            <w:pPr>
+              <w:jc w:val="center"/>
+            </w:pPr>
+            <w:proofErr w:type="spellStart"/>
+            <w:r>
+              <w:t>Cập</w:t>
+            </w:r>
+            <w:proofErr w:type="spellEnd"/>
+            <w:r>
+              <w:t xml:space="preserve"> </w:t>
+            </w:r>
+            <w:proofErr w:type="spellStart"/>
+            <w:r>
+              <w:t>nhật</w:t>
+            </w:r>
+            <w:proofErr w:type="spellEnd"/>
+          </w:p>
+        </w:tc>
+      </w:tr>
+      <w:tr>
+        <w:tc>
+          <w:tcPr>
+            <w:tcW w:w="1502" w:type="dxa"/>
+          </w:tcPr>
+          <w:p>
+            <w:pPr>
+              <w:jc w:val="center"/>
+            </w:pPr>
+            <w:r>
+              <w:t>1.</w:t>
+            </w:r>
+            <w:r>
+              <w:t>1</w:t>
+            </w:r>
+          </w:p>
+        </w:tc>
+        <w:tc>
+          <w:tcPr>
+            <w:tcW w:w="1502" w:type="dxa"/>
+          </w:tcPr>
+          <w:p>
+            <w:pPr>
+              <w:jc w:val="center"/>
+            </w:pPr>
+            <w:proofErr w:type="spellStart"/>
+            <w:r>
+              <w:t>Quản</w:t>
+            </w:r>
+            <w:proofErr w:type="spellEnd"/>
+            <w:r>
+              <w:t xml:space="preserve"> </w:t>
+            </w:r>
+            <w:proofErr w:type="spellStart"/>
+            <w:r>
+              <w:t>lý</w:t>
+            </w:r>
+            <w:proofErr w:type="spellEnd"/>
+            <w:r>
+              <w:t xml:space="preserve"> </w:t>
+            </w:r>
+            <w:proofErr w:type="spellStart"/>
+            <w:r>
+              <w:t>học</w:t>
+            </w:r>
+            <w:proofErr w:type="spellEnd"/>
+            <w:r>
+              <w:t xml:space="preserve"> </w:t>
+            </w:r>
+            <w:proofErr w:type="spellStart"/>
+            <w:r>
+              <w:t>phần</w:t>
+            </w:r>
+            <w:proofErr w:type="spellEnd"/>
+            <w:r>
+              <w:t xml:space="preserve"> &amp; </w:t>
+            </w:r>
+            <w:proofErr w:type="spellStart"/>
+            <w:r>
+              <w:t>lớp</w:t>
+            </w:r>
+            <w:proofErr w:type="spellEnd"/>
+            <w:r>
+              <w:t xml:space="preserve"> </w:t>
+            </w:r>
+            <w:proofErr w:type="spellStart"/>
+            <w:r>
+              <w:t>học</w:t>
+            </w:r>
+            <w:proofErr w:type="spellEnd"/>
+            <w:r>
+              <w:t xml:space="preserve"> </w:t>
+            </w:r>
+            <w:proofErr w:type="spellStart"/>
+            <w:r>
+              <w:t>phần</w:t>
+            </w:r>
+            <w:proofErr w:type="spellEnd"/>
+          </w:p>
+        </w:tc>
+        <w:tc>
+          <w:tcPr>
+            <w:tcW w:w="1503" w:type="dxa"/>
+          </w:tcPr>
+          <w:p>
+            <w:r>
+              <w:t>*</w:t>
+            </w:r>
+            <w:proofErr w:type="spellStart"/>
+            <w:r>
+              <w:t>Sinh</w:t>
+            </w:r>
+            <w:proofErr w:type="spellEnd"/>
+            <w:r>
+              <w:t xml:space="preserve"> </w:t>
+            </w:r>
+            <w:proofErr w:type="spellStart"/>
+            <w:r>
+              <w:t>viên</w:t>
+            </w:r>
+            <w:proofErr w:type="spellEnd"/>
+          </w:p>
+          <w:p>
+            <w:r>
+              <w:t xml:space="preserve">- </w:t>
+            </w:r>
+            <w:proofErr w:type="spellStart"/>
+            <w:r>
+              <w:t>Yêu</w:t>
+            </w:r>
+            <w:proofErr w:type="spellEnd"/>
+            <w:r>
+              <w:t xml:space="preserve"> </w:t>
+            </w:r>
+            <w:proofErr w:type="spellStart"/>
+            <w:r>
+              <w:t>cầu</w:t>
+            </w:r>
+            <w:proofErr w:type="spellEnd"/>
+            <w:r>
+              <w:t xml:space="preserve"> </w:t>
+            </w:r>
+            <w:proofErr w:type="spellStart"/>
+            <w:r>
+              <w:t>xem</w:t>
+            </w:r>
+            <w:proofErr w:type="spellEnd"/>
+            <w:r>
+              <w:t xml:space="preserve"> </w:t>
+            </w:r>
+            <w:proofErr w:type="spellStart"/>
+            <w:r>
+              <w:t>danh</w:t>
+            </w:r>
+            <w:proofErr w:type="spellEnd"/>
+            <w:r>
+              <w:t xml:space="preserve"> </w:t>
+            </w:r>
+            <w:proofErr w:type="spellStart"/>
+            <w:r>
+              <w:t>sách</w:t>
+            </w:r>
+            <w:proofErr w:type="spellEnd"/>
+            <w:r>
+              <w:t xml:space="preserve"> </w:t>
+            </w:r>
+            <w:proofErr w:type="spellStart"/>
+            <w:r>
+              <w:t>học</w:t>
+            </w:r>
+            <w:proofErr w:type="spellEnd"/>
+            <w:r>
+              <w:t xml:space="preserve"> </w:t>
+            </w:r>
+            <w:proofErr w:type="spellStart"/>
+            <w:r>
+              <w:t>phần</w:t>
+            </w:r>
+            <w:proofErr w:type="spellEnd"/>
+          </w:p>
+          <w:p>
+            <w:r>
+              <w:t xml:space="preserve">- </w:t>
+            </w:r>
+            <w:proofErr w:type="spellStart"/>
+            <w:r>
+              <w:t>Chọn</w:t>
+            </w:r>
+            <w:proofErr w:type="spellEnd"/>
+            <w:r>
+              <w:t xml:space="preserve"> </w:t>
+            </w:r>
+            <w:proofErr w:type="spellStart"/>
+            <w:r>
+              <w:t>học</w:t>
+            </w:r>
+            <w:proofErr w:type="spellEnd"/>
+            <w:r>
+              <w:t xml:space="preserve"> </w:t>
+            </w:r>
+            <w:proofErr w:type="spellStart"/>
+            <w:r>
+              <w:t>phần</w:t>
+            </w:r>
+            <w:proofErr w:type="spellEnd"/>
+            <w:r>
+              <w:t xml:space="preserve"> </w:t>
+            </w:r>
+            <w:proofErr w:type="spellStart"/>
+            <w:r>
+              <w:t>cụ</w:t>
+            </w:r>
+            <w:proofErr w:type="spellEnd"/>
+            <w:r>
+              <w:t xml:space="preserve"> </w:t>
+            </w:r>
+            <w:proofErr w:type="spellStart"/>
+            <w:r>
+              <w:t>thể</w:t>
+            </w:r>
+            <w:proofErr w:type="spellEnd"/>
+          </w:p>
+          <w:p>
+            <w:r>
+              <w:t xml:space="preserve">- </w:t>
+            </w:r>
+            <w:proofErr w:type="spellStart"/>
+            <w:r>
+              <w:t>Lớp</w:t>
+            </w:r>
+            <w:proofErr w:type="spellEnd"/>
+            <w:r>
+              <w:t xml:space="preserve"> </w:t>
+            </w:r>
+            <w:proofErr w:type="spellStart"/>
+            <w:r>
+              <w:t>học</w:t>
+            </w:r>
+            <w:proofErr w:type="spellEnd"/>
+            <w:r>
+              <w:t xml:space="preserve"> </w:t>
+            </w:r>
+            <w:proofErr w:type="spellStart"/>
+            <w:r>
+              <w:t>phần</w:t>
+            </w:r>
+            <w:proofErr w:type="spellEnd"/>
+          </w:p>
+          <w:p>
+            <w:r>
+              <w:t>*</w:t>
+            </w:r>
+            <w:proofErr w:type="spellStart"/>
+            <w:r>
+              <w:t>Phòng</w:t>
+            </w:r>
+            <w:proofErr w:type="spellEnd"/>
+            <w:r>
+              <w:t xml:space="preserve"> </w:t>
+            </w:r>
+            <w:proofErr w:type="spellStart"/>
+            <w:r>
+              <w:t>đào</w:t>
+            </w:r>
+            <w:proofErr w:type="spellEnd"/>
+            <w:r>
+              <w:t xml:space="preserve"> </w:t>
+            </w:r>
+            <w:proofErr w:type="spellStart"/>
+            <w:r>
+              <w:t>tạo</w:t>
+            </w:r>
+            <w:proofErr w:type="spellEnd"/>
+          </w:p>
+          <w:p>
+            <w:r>
+              <w:t xml:space="preserve">- </w:t>
+            </w:r>
+            <w:proofErr w:type="spellStart"/>
+            <w:r>
+              <w:t>Thông</w:t>
+            </w:r>
+            <w:proofErr w:type="spellEnd"/>
+            <w:r>
+              <w:t xml:space="preserve"> tin </w:t>
+            </w:r>
+            <w:proofErr w:type="spellStart"/>
+            <w:r>
+              <w:t>tiêu</w:t>
+            </w:r>
+            <w:proofErr w:type="spellEnd"/>
+            <w:r>
+              <w:t xml:space="preserve"> </w:t>
+            </w:r>
+            <w:proofErr w:type="spellStart"/>
+            <w:r>
+              <w:t>chí</w:t>
+            </w:r>
+            <w:proofErr w:type="spellEnd"/>
+            <w:r>
+              <w:t>(</w:t>
+            </w:r>
+            <w:proofErr w:type="spellStart"/>
+            <w:r>
+              <w:t>lớp</w:t>
+            </w:r>
+            <w:proofErr w:type="spellEnd"/>
+            <w:r>
+              <w:t xml:space="preserve">, </w:t>
+            </w:r>
+            <w:proofErr w:type="spellStart"/>
+            <w:r>
+              <w:t>niên</w:t>
+            </w:r>
+            <w:proofErr w:type="spellEnd"/>
+            <w:r>
+              <w:t xml:space="preserve"> </w:t>
+            </w:r>
+            <w:proofErr w:type="spellStart"/>
+            <w:r>
+              <w:t>khóa</w:t>
+            </w:r>
+            <w:proofErr w:type="spellEnd"/>
+            <w:r>
+              <w:t>,…)</w:t>
+            </w:r>
+          </w:p>
+        </w:tc>
+        <w:tc>
+          <w:tcPr>
+            <w:tcW w:w="1503" w:type="dxa"/>
+          </w:tcPr>
+          <w:p>
+            <w:r>
+              <w:t>*</w:t>
+            </w:r>
+            <w:proofErr w:type="spellStart"/>
+            <w:r>
+              <w:t>Sinh</w:t>
+            </w:r>
+            <w:proofErr w:type="spellEnd"/>
+            <w:r>
+              <w:t xml:space="preserve"> </w:t>
+            </w:r>
+            <w:proofErr w:type="spellStart"/>
+            <w:r>
+              <w:t>viên</w:t>
+            </w:r>
+            <w:proofErr w:type="spellEnd"/>
+          </w:p>
+          <w:p>
+            <w:r>
+              <w:t xml:space="preserve">- </w:t>
+            </w:r>
+            <w:proofErr w:type="spellStart"/>
+            <w:r>
+              <w:t>Danh</w:t>
+            </w:r>
+            <w:proofErr w:type="spellEnd"/>
+            <w:r>
+              <w:t xml:space="preserve"> </w:t>
+            </w:r>
+            <w:proofErr w:type="spellStart"/>
+            <w:r>
+              <w:t>sách</w:t>
+            </w:r>
+            <w:proofErr w:type="spellEnd"/>
+            <w:r>
+              <w:t xml:space="preserve"> </w:t>
+            </w:r>
+            <w:proofErr w:type="spellStart"/>
+            <w:r>
+              <w:t>học</w:t>
+            </w:r>
+            <w:proofErr w:type="spellEnd"/>
+            <w:r>
+              <w:t xml:space="preserve"> </w:t>
+            </w:r>
+            <w:proofErr w:type="spellStart"/>
+            <w:r>
+              <w:t>phần</w:t>
+            </w:r>
+            <w:proofErr w:type="spellEnd"/>
+          </w:p>
+          <w:p>
+            <w:r>
+              <w:t xml:space="preserve">- </w:t>
+            </w:r>
+            <w:proofErr w:type="spellStart"/>
+            <w:r>
+              <w:t>Thông</w:t>
+            </w:r>
+            <w:proofErr w:type="spellEnd"/>
+            <w:r>
+              <w:t xml:space="preserve"> tin chi </w:t>
+            </w:r>
+            <w:proofErr w:type="spellStart"/>
+            <w:r>
+              <w:t>tiết</w:t>
+            </w:r>
+            <w:proofErr w:type="spellEnd"/>
+            <w:r>
+              <w:t xml:space="preserve"> </w:t>
+            </w:r>
+            <w:proofErr w:type="spellStart"/>
+            <w:r>
+              <w:t>học</w:t>
+            </w:r>
+            <w:proofErr w:type="spellEnd"/>
+            <w:r>
+              <w:t xml:space="preserve"> </w:t>
+            </w:r>
+            <w:proofErr w:type="spellStart"/>
+            <w:r>
+              <w:t>phần</w:t>
+            </w:r>
+            <w:proofErr w:type="spellEnd"/>
+          </w:p>
+          <w:p>
+            <w:r>
+              <w:t xml:space="preserve">- </w:t>
+            </w:r>
+            <w:proofErr w:type="spellStart"/>
+            <w:r>
+              <w:t>Thông</w:t>
+            </w:r>
+            <w:proofErr w:type="spellEnd"/>
+            <w:r>
+              <w:t xml:space="preserve"> tin </w:t>
+            </w:r>
+            <w:proofErr w:type="spellStart"/>
+            <w:r>
+              <w:t>lớp</w:t>
+            </w:r>
+            <w:proofErr w:type="spellEnd"/>
+            <w:r>
+              <w:t xml:space="preserve"> </w:t>
+            </w:r>
+            <w:proofErr w:type="spellStart"/>
+            <w:r>
+              <w:t>học</w:t>
+            </w:r>
+            <w:proofErr w:type="spellEnd"/>
+            <w:r>
+              <w:t xml:space="preserve"> </w:t>
+            </w:r>
+            <w:proofErr w:type="spellStart"/>
+            <w:r>
+              <w:t>phần</w:t>
+            </w:r>
+            <w:proofErr w:type="spellEnd"/>
+          </w:p>
+        </w:tc>
+        <w:tc>
+          <w:tcPr>
+            <w:tcW w:w="1503" w:type="dxa"/>
+          </w:tcPr>
+          <w:p>
+            <w:r>
+              <w:t>*</w:t>
+            </w:r>
+            <w:proofErr w:type="spellStart"/>
+            <w:r>
+              <w:t>Học</w:t>
+            </w:r>
+            <w:proofErr w:type="spellEnd"/>
+            <w:r>
+              <w:t xml:space="preserve"> </w:t>
+            </w:r>
+            <w:proofErr w:type="spellStart"/>
+            <w:r>
+              <w:t>phần</w:t>
+            </w:r>
+            <w:proofErr w:type="spellEnd"/>
+          </w:p>
+          <w:p>
+            <w:r>
+              <w:t xml:space="preserve">- </w:t>
+            </w:r>
+            <w:proofErr w:type="spellStart"/>
+            <w:r>
+              <w:t>Danh</w:t>
+            </w:r>
+            <w:proofErr w:type="spellEnd"/>
+            <w:r>
+              <w:t xml:space="preserve"> </w:t>
+            </w:r>
+            <w:proofErr w:type="spellStart"/>
+            <w:r>
+              <w:t>sách</w:t>
+            </w:r>
+            <w:proofErr w:type="spellEnd"/>
+            <w:r>
+              <w:t xml:space="preserve"> </w:t>
+            </w:r>
+            <w:proofErr w:type="spellStart"/>
+            <w:r>
+              <w:t>học</w:t>
+            </w:r>
+            <w:proofErr w:type="spellEnd"/>
+            <w:r>
+              <w:t xml:space="preserve"> </w:t>
+            </w:r>
+            <w:proofErr w:type="spellStart"/>
+            <w:r>
+              <w:t>phần</w:t>
+            </w:r>
+            <w:proofErr w:type="spellEnd"/>
+          </w:p>
+          <w:p>
+            <w:r>
+              <w:t xml:space="preserve">- </w:t>
+            </w:r>
+            <w:proofErr w:type="spellStart"/>
+            <w:r>
+              <w:t>Thông</w:t>
+            </w:r>
+            <w:proofErr w:type="spellEnd"/>
+            <w:r>
+              <w:t xml:space="preserve"> tin chi </w:t>
+            </w:r>
+            <w:proofErr w:type="spellStart"/>
+            <w:r>
+              <w:t>tiết</w:t>
+            </w:r>
+            <w:proofErr w:type="spellEnd"/>
+          </w:p>
+          <w:p>
+            <w:r>
+              <w:t>*</w:t>
+            </w:r>
+            <w:proofErr w:type="spellStart"/>
+            <w:r>
+              <w:t>Lớp</w:t>
+            </w:r>
+            <w:proofErr w:type="spellEnd"/>
+            <w:r>
+              <w:t xml:space="preserve"> </w:t>
+            </w:r>
+            <w:proofErr w:type="spellStart"/>
+            <w:r>
+              <w:t>học</w:t>
+            </w:r>
+            <w:proofErr w:type="spellEnd"/>
+            <w:r>
+              <w:t xml:space="preserve"> </w:t>
+            </w:r>
+            <w:proofErr w:type="spellStart"/>
+            <w:r>
+              <w:t>phần</w:t>
+            </w:r>
+            <w:proofErr w:type="spellEnd"/>
+          </w:p>
+          <w:p>
+            <w:r>
+              <w:t xml:space="preserve">- </w:t>
+            </w:r>
+            <w:proofErr w:type="spellStart"/>
+            <w:r>
+              <w:t>Thông</w:t>
+            </w:r>
+            <w:proofErr w:type="spellEnd"/>
+            <w:r>
+              <w:t xml:space="preserve"> tin</w:t>
+            </w:r>
+          </w:p>
+        </w:tc>
+        <w:tc>
+          <w:tcPr>
+            <w:tcW w:w="1503" w:type="dxa"/>
+          </w:tcPr>
+          <w:p>
+            <w:r>
+              <w:t>*</w:t>
+            </w:r>
+            <w:proofErr w:type="spellStart"/>
+            <w:r>
+              <w:t>Lớp</w:t>
+            </w:r>
+            <w:proofErr w:type="spellEnd"/>
+            <w:r>
+              <w:t xml:space="preserve"> </w:t>
+            </w:r>
+            <w:proofErr w:type="spellStart"/>
+            <w:r>
+              <w:t>học</w:t>
+            </w:r>
+            <w:proofErr w:type="spellEnd"/>
+            <w:r>
+              <w:t xml:space="preserve"> </w:t>
+            </w:r>
+            <w:proofErr w:type="spellStart"/>
+            <w:r>
+              <w:t>phần</w:t>
+            </w:r>
+            <w:proofErr w:type="spellEnd"/>
+          </w:p>
+          <w:p>
+            <w:r>
+              <w:t xml:space="preserve">- </w:t>
+            </w:r>
+            <w:proofErr w:type="spellStart"/>
+            <w:r>
+              <w:t>Cập</w:t>
+            </w:r>
+            <w:proofErr w:type="spellEnd"/>
+            <w:r>
+              <w:t xml:space="preserve"> </w:t>
+            </w:r>
+            <w:proofErr w:type="spellStart"/>
+            <w:r>
+              <w:t>nhật</w:t>
+            </w:r>
+            <w:proofErr w:type="spellEnd"/>
+            <w:r>
+              <w:t xml:space="preserve"> </w:t>
+            </w:r>
+            <w:proofErr w:type="spellStart"/>
+            <w:r>
+              <w:t>dữ</w:t>
+            </w:r>
+            <w:proofErr w:type="spellEnd"/>
+            <w:r>
+              <w:t xml:space="preserve"> </w:t>
+            </w:r>
+            <w:proofErr w:type="spellStart"/>
+            <w:r>
+              <w:t>liệu</w:t>
+            </w:r>
+            <w:proofErr w:type="spellEnd"/>
+          </w:p>
+        </w:tc>
+      </w:tr>
+      <w:tr>
+        <w:tc>
+          <w:tcPr>
+            <w:tcW w:w="1502" w:type="dxa"/>
+          </w:tcPr>
+          <w:p>
+            <w:pPr>
+              <w:jc w:val="center"/>
+            </w:pPr>
+            <w:r>
+              <w:t>1.2</w:t>
+            </w:r>
+          </w:p>
+        </w:tc>
+        <w:tc>
+          <w:tcPr>
+            <w:tcW w:w="1502" w:type="dxa"/>
+          </w:tcPr>
+          <w:p>
+            <w:pPr>
+              <w:jc w:val="center"/>
+            </w:pPr>
+            <w:proofErr w:type="spellStart"/>
+            <w:r>
+              <w:t>Quản</w:t>
+            </w:r>
+            <w:proofErr w:type="spellEnd"/>
+            <w:r>
+              <w:t xml:space="preserve"> </w:t>
+            </w:r>
+            <w:proofErr w:type="spellStart"/>
+            <w:r>
+              <w:t>lý</w:t>
+            </w:r>
+            <w:proofErr w:type="spellEnd"/>
+            <w:r>
+              <w:t xml:space="preserve"> </w:t>
+            </w:r>
+            <w:proofErr w:type="spellStart"/>
+            <w:r>
+              <w:t>đăng</w:t>
+            </w:r>
+            <w:proofErr w:type="spellEnd"/>
+            <w:r>
+              <w:t xml:space="preserve"> </w:t>
+            </w:r>
+            <w:proofErr w:type="spellStart"/>
+            <w:r>
+              <w:t>ký</w:t>
+            </w:r>
+            <w:proofErr w:type="spellEnd"/>
+            <w:r>
+              <w:t xml:space="preserve"> </w:t>
+            </w:r>
+            <w:proofErr w:type="spellStart"/>
+            <w:r>
+              <w:t>học</w:t>
+            </w:r>
+            <w:proofErr w:type="spellEnd"/>
+            <w:r>
+              <w:t xml:space="preserve"> </w:t>
+            </w:r>
+            <w:proofErr w:type="spellStart"/>
+            <w:r>
+              <w:t>phần</w:t>
+            </w:r>
+            <w:proofErr w:type="spellEnd"/>
+            <w:r>
+              <w:t xml:space="preserve"> </w:t>
+            </w:r>
+            <w:proofErr w:type="spellStart"/>
+            <w:r>
+              <w:t>của</w:t>
+            </w:r>
+            <w:proofErr w:type="spellEnd"/>
+            <w:r>
+              <w:t xml:space="preserve"> </w:t>
+            </w:r>
+            <w:proofErr w:type="spellStart"/>
+            <w:r>
+              <w:t>sinh</w:t>
+            </w:r>
+            <w:proofErr w:type="spellEnd"/>
+            <w:r>
+              <w:t xml:space="preserve"> </w:t>
+            </w:r>
+            <w:proofErr w:type="spellStart"/>
+            <w:r>
+              <w:t>viên</w:t>
+            </w:r>
+            <w:proofErr w:type="spellEnd"/>
+          </w:p>
+        </w:tc>
+        <w:tc>
+          <w:tcPr>
+            <w:tcW w:w="1503" w:type="dxa"/>
+          </w:tcPr>
+          <w:p>
+            <w:r>
+              <w:t>*</w:t>
+            </w:r>
+            <w:proofErr w:type="spellStart"/>
+            <w:r>
+              <w:t>Sinh</w:t>
+            </w:r>
+            <w:proofErr w:type="spellEnd"/>
+            <w:r>
+              <w:t xml:space="preserve"> </w:t>
+            </w:r>
+            <w:proofErr w:type="spellStart"/>
+            <w:r>
+              <w:t>viên</w:t>
+            </w:r>
+            <w:proofErr w:type="spellEnd"/>
+          </w:p>
+          <w:p>
+            <w:r>
+              <w:t xml:space="preserve">- </w:t>
+            </w:r>
+            <w:proofErr w:type="spellStart"/>
+            <w:r>
+              <w:t>Thông</w:t>
+            </w:r>
+            <w:proofErr w:type="spellEnd"/>
+            <w:r>
+              <w:t xml:space="preserve"> tin </w:t>
+            </w:r>
+            <w:proofErr w:type="spellStart"/>
+            <w:r>
+              <w:t>đăng</w:t>
+            </w:r>
+            <w:proofErr w:type="spellEnd"/>
+            <w:r>
+              <w:t xml:space="preserve"> </w:t>
+            </w:r>
+            <w:proofErr w:type="spellStart"/>
+            <w:r>
+              <w:t>nhập</w:t>
+            </w:r>
+            <w:proofErr w:type="spellEnd"/>
+          </w:p>
+          <w:p>
+            <w:r>
+              <w:t xml:space="preserve">- </w:t>
+            </w:r>
+            <w:proofErr w:type="spellStart"/>
+            <w:r>
+              <w:t>Chọn</w:t>
+            </w:r>
+            <w:proofErr w:type="spellEnd"/>
+            <w:r>
+              <w:t xml:space="preserve"> </w:t>
+            </w:r>
+            <w:proofErr w:type="spellStart"/>
+            <w:r>
+              <w:t>lớp</w:t>
+            </w:r>
+            <w:proofErr w:type="spellEnd"/>
+            <w:r>
+              <w:t xml:space="preserve"> </w:t>
+            </w:r>
+            <w:proofErr w:type="spellStart"/>
+            <w:r>
+              <w:t>học</w:t>
+            </w:r>
+            <w:proofErr w:type="spellEnd"/>
+            <w:r>
+              <w:t xml:space="preserve"> </w:t>
+            </w:r>
+            <w:proofErr w:type="spellStart"/>
+            <w:r>
+              <w:t>phần</w:t>
+            </w:r>
+            <w:proofErr w:type="spellEnd"/>
+          </w:p>
+          <w:p>
+            <w:r>
+              <w:t xml:space="preserve">- </w:t>
+            </w:r>
+            <w:proofErr w:type="spellStart"/>
+            <w:r>
+              <w:t>Lớp</w:t>
+            </w:r>
+            <w:proofErr w:type="spellEnd"/>
+            <w:r>
+              <w:t xml:space="preserve"> </w:t>
+            </w:r>
+            <w:proofErr w:type="spellStart"/>
+            <w:r>
+              <w:t>học</w:t>
+            </w:r>
+            <w:proofErr w:type="spellEnd"/>
+            <w:r>
+              <w:t xml:space="preserve"> </w:t>
+            </w:r>
+            <w:proofErr w:type="spellStart"/>
+            <w:r>
+              <w:t>phần</w:t>
+            </w:r>
+            <w:proofErr w:type="spellEnd"/>
+          </w:p>
+          <w:p>
+            <w:r>
+              <w:t xml:space="preserve">- </w:t>
+            </w:r>
+            <w:proofErr w:type="spellStart"/>
+            <w:r>
+              <w:t>Xác</w:t>
+            </w:r>
+            <w:proofErr w:type="spellEnd"/>
+            <w:r>
+              <w:t xml:space="preserve"> </w:t>
+            </w:r>
+            <w:proofErr w:type="spellStart"/>
+            <w:r>
+              <w:t>nhận</w:t>
+            </w:r>
+            <w:proofErr w:type="spellEnd"/>
+            <w:r>
+              <w:t xml:space="preserve"> </w:t>
+            </w:r>
+            <w:proofErr w:type="spellStart"/>
+            <w:r>
+              <w:t>đăng</w:t>
+            </w:r>
+            <w:proofErr w:type="spellEnd"/>
+            <w:r>
+              <w:t xml:space="preserve"> </w:t>
+            </w:r>
+            <w:proofErr w:type="spellStart"/>
+            <w:r>
+              <w:t>ký</w:t>
+            </w:r>
+            <w:proofErr w:type="spellEnd"/>
+          </w:p>
+          <w:p>
+            <w:r>
+              <w:t xml:space="preserve">- </w:t>
+            </w:r>
+            <w:proofErr w:type="spellStart"/>
+            <w:r>
+              <w:t>Yêu</w:t>
+            </w:r>
+            <w:proofErr w:type="spellEnd"/>
+            <w:r>
+              <w:t xml:space="preserve"> </w:t>
+            </w:r>
+            <w:proofErr w:type="spellStart"/>
+            <w:r>
+              <w:t>cầu</w:t>
+            </w:r>
+            <w:proofErr w:type="spellEnd"/>
+            <w:r>
+              <w:t xml:space="preserve"> </w:t>
+            </w:r>
+            <w:proofErr w:type="spellStart"/>
+            <w:r>
+              <w:t>hủy</w:t>
+            </w:r>
+            <w:proofErr w:type="spellEnd"/>
+            <w:r>
+              <w:t xml:space="preserve"> </w:t>
+            </w:r>
+            <w:proofErr w:type="spellStart"/>
+            <w:r>
+              <w:t>hoặc</w:t>
+            </w:r>
+            <w:proofErr w:type="spellEnd"/>
+            <w:r>
+              <w:t xml:space="preserve"> </w:t>
+            </w:r>
+            <w:proofErr w:type="spellStart"/>
+            <w:r>
+              <w:t>đổi</w:t>
+            </w:r>
+            <w:proofErr w:type="spellEnd"/>
+            <w:r>
+              <w:t xml:space="preserve"> </w:t>
+            </w:r>
+            <w:proofErr w:type="spellStart"/>
+            <w:r>
+              <w:t>lớp</w:t>
+            </w:r>
+            <w:proofErr w:type="spellEnd"/>
+          </w:p>
+        </w:tc>
+        <w:tc>
+          <w:tcPr>
+            <w:tcW w:w="1503" w:type="dxa"/>
+          </w:tcPr>
+          <w:p>
+            <w:r>
+              <w:t>*</w:t>
+            </w:r>
+            <w:proofErr w:type="spellStart"/>
+            <w:r>
+              <w:t>Sinh</w:t>
+            </w:r>
+            <w:proofErr w:type="spellEnd"/>
+            <w:r>
+              <w:t xml:space="preserve"> </w:t>
+            </w:r>
+            <w:proofErr w:type="spellStart"/>
+            <w:r>
+              <w:t>viên</w:t>
+            </w:r>
+            <w:proofErr w:type="spellEnd"/>
+          </w:p>
+          <w:p>
+            <w:r>
+              <w:t xml:space="preserve">- </w:t>
+            </w:r>
+            <w:proofErr w:type="spellStart"/>
+            <w:r>
+              <w:t>Xác</w:t>
+            </w:r>
+            <w:proofErr w:type="spellEnd"/>
+            <w:r>
+              <w:t xml:space="preserve"> </w:t>
+            </w:r>
+            <w:proofErr w:type="spellStart"/>
+            <w:r>
+              <w:t>thực</w:t>
+            </w:r>
+            <w:proofErr w:type="spellEnd"/>
+            <w:r>
+              <w:t xml:space="preserve"> </w:t>
+            </w:r>
+            <w:proofErr w:type="spellStart"/>
+            <w:r>
+              <w:t>quyền</w:t>
+            </w:r>
+            <w:proofErr w:type="spellEnd"/>
+            <w:r>
+              <w:t xml:space="preserve"> </w:t>
+            </w:r>
+            <w:proofErr w:type="spellStart"/>
+            <w:r>
+              <w:t>truy</w:t>
+            </w:r>
+            <w:proofErr w:type="spellEnd"/>
+            <w:r>
+              <w:t xml:space="preserve"> </w:t>
+            </w:r>
+            <w:proofErr w:type="spellStart"/>
+            <w:r>
+              <w:t>cập</w:t>
+            </w:r>
+            <w:proofErr w:type="spellEnd"/>
+          </w:p>
+          <w:p>
+            <w:r>
+              <w:t xml:space="preserve">- </w:t>
+            </w:r>
+            <w:proofErr w:type="spellStart"/>
+            <w:r>
+              <w:t>Thông</w:t>
+            </w:r>
+            <w:proofErr w:type="spellEnd"/>
+            <w:r>
+              <w:t xml:space="preserve"> tin </w:t>
+            </w:r>
+            <w:proofErr w:type="spellStart"/>
+            <w:r>
+              <w:t>lớp</w:t>
+            </w:r>
+            <w:proofErr w:type="spellEnd"/>
+            <w:r>
+              <w:t xml:space="preserve"> </w:t>
+            </w:r>
+            <w:proofErr w:type="spellStart"/>
+            <w:r>
+              <w:t>học</w:t>
+            </w:r>
+            <w:proofErr w:type="spellEnd"/>
+            <w:r>
+              <w:t xml:space="preserve"> </w:t>
+            </w:r>
+            <w:proofErr w:type="spellStart"/>
+            <w:r>
+              <w:t>phần</w:t>
+            </w:r>
+            <w:proofErr w:type="spellEnd"/>
+          </w:p>
+          <w:p>
+            <w:r>
+              <w:t xml:space="preserve">- </w:t>
+            </w:r>
+            <w:proofErr w:type="spellStart"/>
+            <w:r>
+              <w:t>Sĩ</w:t>
+            </w:r>
+            <w:proofErr w:type="spellEnd"/>
+            <w:r>
+              <w:t xml:space="preserve"> </w:t>
+            </w:r>
+            <w:proofErr w:type="spellStart"/>
+            <w:r>
+              <w:t>số</w:t>
+            </w:r>
+            <w:proofErr w:type="spellEnd"/>
+            <w:r>
+              <w:t xml:space="preserve"> </w:t>
+            </w:r>
+            <w:proofErr w:type="spellStart"/>
+            <w:r>
+              <w:t>lớp</w:t>
+            </w:r>
+            <w:proofErr w:type="spellEnd"/>
+          </w:p>
+          <w:p>
+            <w:r>
+              <w:t>*</w:t>
+            </w:r>
+            <w:proofErr w:type="spellStart"/>
+            <w:r>
+              <w:t>Hệ</w:t>
+            </w:r>
+            <w:proofErr w:type="spellEnd"/>
+            <w:r>
+              <w:t xml:space="preserve"> </w:t>
+            </w:r>
+            <w:proofErr w:type="spellStart"/>
+            <w:r>
+              <w:t>thống</w:t>
+            </w:r>
+            <w:proofErr w:type="spellEnd"/>
+            <w:r>
+              <w:t xml:space="preserve"> </w:t>
+            </w:r>
+            <w:proofErr w:type="spellStart"/>
+            <w:r>
+              <w:t>thanh</w:t>
+            </w:r>
+            <w:proofErr w:type="spellEnd"/>
+            <w:r>
+              <w:t xml:space="preserve"> </w:t>
+            </w:r>
+            <w:proofErr w:type="spellStart"/>
+            <w:r>
+              <w:t>toán</w:t>
+            </w:r>
+            <w:proofErr w:type="spellEnd"/>
+          </w:p>
+          <w:p>
+            <w:r>
+              <w:t xml:space="preserve">- </w:t>
+            </w:r>
+            <w:proofErr w:type="spellStart"/>
+            <w:r>
+              <w:t>Thông</w:t>
+            </w:r>
+            <w:proofErr w:type="spellEnd"/>
+            <w:r>
+              <w:t xml:space="preserve"> tin </w:t>
+            </w:r>
+            <w:proofErr w:type="spellStart"/>
+            <w:r>
+              <w:t>học</w:t>
+            </w:r>
+            <w:proofErr w:type="spellEnd"/>
+            <w:r>
+              <w:t xml:space="preserve"> </w:t>
+            </w:r>
+            <w:proofErr w:type="spellStart"/>
+            <w:r>
+              <w:t>phí</w:t>
+            </w:r>
+            <w:proofErr w:type="spellEnd"/>
+          </w:p>
+        </w:tc>
+        <w:tc>
+          <w:tcPr>
+            <w:tcW w:w="1503" w:type="dxa"/>
+          </w:tcPr>
+          <w:p>
+            <w:r>
+              <w:t>*</w:t>
+            </w:r>
+            <w:proofErr w:type="spellStart"/>
+            <w:r>
+              <w:t>Tài</w:t>
+            </w:r>
+            <w:proofErr w:type="spellEnd"/>
+            <w:r>
+              <w:t xml:space="preserve"> </w:t>
+            </w:r>
+            <w:proofErr w:type="spellStart"/>
+            <w:r>
+              <w:t>khoản</w:t>
+            </w:r>
+            <w:proofErr w:type="spellEnd"/>
+          </w:p>
+          <w:p>
+            <w:r>
+              <w:t xml:space="preserve">- </w:t>
+            </w:r>
+            <w:proofErr w:type="spellStart"/>
+            <w:r>
+              <w:t>Danh</w:t>
+            </w:r>
+            <w:proofErr w:type="spellEnd"/>
+            <w:r>
+              <w:t xml:space="preserve"> </w:t>
+            </w:r>
+            <w:proofErr w:type="spellStart"/>
+            <w:r>
+              <w:t>sách</w:t>
+            </w:r>
+            <w:proofErr w:type="spellEnd"/>
+            <w:r>
+              <w:t xml:space="preserve"> </w:t>
+            </w:r>
+            <w:proofErr w:type="spellStart"/>
+            <w:r>
+              <w:t>tài</w:t>
+            </w:r>
+            <w:proofErr w:type="spellEnd"/>
+            <w:r>
+              <w:t xml:space="preserve"> </w:t>
+            </w:r>
+            <w:proofErr w:type="spellStart"/>
+            <w:r>
+              <w:t>khoản</w:t>
+            </w:r>
+            <w:proofErr w:type="spellEnd"/>
+          </w:p>
+          <w:p>
+            <w:r>
+              <w:t>*</w:t>
+            </w:r>
+            <w:proofErr w:type="spellStart"/>
+            <w:r>
+              <w:t>Lớp</w:t>
+            </w:r>
+            <w:proofErr w:type="spellEnd"/>
+            <w:r>
+              <w:t xml:space="preserve"> </w:t>
+            </w:r>
+            <w:proofErr w:type="spellStart"/>
+            <w:r>
+              <w:t>học</w:t>
+            </w:r>
+            <w:proofErr w:type="spellEnd"/>
+            <w:r>
+              <w:t xml:space="preserve"> </w:t>
+            </w:r>
+            <w:proofErr w:type="spellStart"/>
+            <w:r>
+              <w:t>phần</w:t>
+            </w:r>
+            <w:proofErr w:type="spellEnd"/>
+          </w:p>
+          <w:p>
+            <w:r>
+              <w:t xml:space="preserve">- </w:t>
+            </w:r>
+            <w:proofErr w:type="spellStart"/>
+            <w:r>
+              <w:t>Danh</w:t>
+            </w:r>
+            <w:proofErr w:type="spellEnd"/>
+            <w:r>
+              <w:t xml:space="preserve"> </w:t>
+            </w:r>
+            <w:proofErr w:type="spellStart"/>
+            <w:r>
+              <w:t>sách</w:t>
+            </w:r>
+            <w:proofErr w:type="spellEnd"/>
+            <w:r>
+              <w:t xml:space="preserve"> </w:t>
+            </w:r>
+            <w:proofErr w:type="spellStart"/>
+            <w:r>
+              <w:t>lớp</w:t>
+            </w:r>
+            <w:proofErr w:type="spellEnd"/>
+            <w:r>
+              <w:t xml:space="preserve"> </w:t>
+            </w:r>
+            <w:proofErr w:type="spellStart"/>
+            <w:r>
+              <w:t>học</w:t>
+            </w:r>
+            <w:proofErr w:type="spellEnd"/>
+            <w:r>
+              <w:t xml:space="preserve"> </w:t>
+            </w:r>
+            <w:proofErr w:type="spellStart"/>
+            <w:r>
+              <w:t>phần</w:t>
+            </w:r>
+            <w:proofErr w:type="spellEnd"/>
+          </w:p>
+          <w:p>
+            <w:r>
+              <w:t xml:space="preserve">- </w:t>
+            </w:r>
+            <w:proofErr w:type="spellStart"/>
+            <w:r>
+              <w:t>Sĩ</w:t>
+            </w:r>
+            <w:proofErr w:type="spellEnd"/>
+            <w:r>
+              <w:t xml:space="preserve"> </w:t>
+            </w:r>
+            <w:proofErr w:type="spellStart"/>
+            <w:r>
+              <w:t>số</w:t>
+            </w:r>
+            <w:proofErr w:type="spellEnd"/>
+            <w:r>
+              <w:t xml:space="preserve"> </w:t>
+            </w:r>
+            <w:proofErr w:type="spellStart"/>
+            <w:r>
+              <w:t>lớp</w:t>
+            </w:r>
+            <w:proofErr w:type="spellEnd"/>
+          </w:p>
+          <w:p/>
+        </w:tc>
+        <w:tc>
+          <w:tcPr>
+            <w:tcW w:w="1503" w:type="dxa"/>
+          </w:tcPr>
+          <w:p>
+            <w:r>
+              <w:t>*</w:t>
+            </w:r>
+            <w:proofErr w:type="spellStart"/>
+            <w:r>
+              <w:t>Đăng</w:t>
+            </w:r>
+            <w:proofErr w:type="spellEnd"/>
+            <w:r>
+              <w:t xml:space="preserve"> </w:t>
+            </w:r>
+            <w:proofErr w:type="spellStart"/>
+            <w:r>
+              <w:t>ký</w:t>
+            </w:r>
+            <w:proofErr w:type="spellEnd"/>
+          </w:p>
+          <w:p>
+            <w:r>
+              <w:t xml:space="preserve">- </w:t>
+            </w:r>
+            <w:proofErr w:type="spellStart"/>
+            <w:r>
+              <w:t>Tạo</w:t>
+            </w:r>
+            <w:proofErr w:type="spellEnd"/>
+            <w:r>
+              <w:t xml:space="preserve"> </w:t>
+            </w:r>
+            <w:proofErr w:type="spellStart"/>
+            <w:r>
+              <w:t>bản</w:t>
+            </w:r>
+            <w:proofErr w:type="spellEnd"/>
+            <w:r>
+              <w:t xml:space="preserve"> </w:t>
+            </w:r>
+            <w:proofErr w:type="spellStart"/>
+            <w:r>
+              <w:t>ghi</w:t>
+            </w:r>
+            <w:proofErr w:type="spellEnd"/>
+            <w:r>
+              <w:t xml:space="preserve"> </w:t>
+            </w:r>
+            <w:proofErr w:type="spellStart"/>
+            <w:r>
+              <w:t>mới</w:t>
+            </w:r>
+            <w:proofErr w:type="spellEnd"/>
+          </w:p>
+          <w:p>
+            <w:r>
+              <w:t xml:space="preserve">- </w:t>
+            </w:r>
+            <w:proofErr w:type="spellStart"/>
+            <w:r>
+              <w:t>Xóa</w:t>
+            </w:r>
+            <w:proofErr w:type="spellEnd"/>
+            <w:r>
+              <w:t xml:space="preserve"> </w:t>
+            </w:r>
+            <w:proofErr w:type="spellStart"/>
+            <w:r>
+              <w:t>hoặc</w:t>
+            </w:r>
+            <w:proofErr w:type="spellEnd"/>
+            <w:r>
+              <w:t xml:space="preserve"> </w:t>
+            </w:r>
+            <w:proofErr w:type="spellStart"/>
+            <w:r>
+              <w:t>cập</w:t>
+            </w:r>
+            <w:proofErr w:type="spellEnd"/>
+            <w:r>
+              <w:t xml:space="preserve"> </w:t>
+            </w:r>
+            <w:proofErr w:type="spellStart"/>
+            <w:r>
+              <w:t>nhật</w:t>
+            </w:r>
+            <w:proofErr w:type="spellEnd"/>
+            <w:r>
+              <w:t xml:space="preserve"> </w:t>
+            </w:r>
+            <w:proofErr w:type="spellStart"/>
+            <w:r>
+              <w:t>bản</w:t>
+            </w:r>
+            <w:proofErr w:type="spellEnd"/>
+            <w:r>
+              <w:t xml:space="preserve"> </w:t>
+            </w:r>
+            <w:proofErr w:type="spellStart"/>
+            <w:r>
+              <w:t>ghi</w:t>
+            </w:r>
+            <w:proofErr w:type="spellEnd"/>
+          </w:p>
+          <w:p>
+            <w:r>
+              <w:t xml:space="preserve">* </w:t>
+            </w:r>
+            <w:proofErr w:type="spellStart"/>
+            <w:r>
+              <w:t>Lớp</w:t>
+            </w:r>
+            <w:proofErr w:type="spellEnd"/>
+            <w:r>
+              <w:t xml:space="preserve"> </w:t>
+            </w:r>
+            <w:proofErr w:type="spellStart"/>
+            <w:r>
+              <w:t>học</w:t>
+            </w:r>
+            <w:proofErr w:type="spellEnd"/>
+            <w:r>
+              <w:t xml:space="preserve"> </w:t>
+            </w:r>
+            <w:proofErr w:type="spellStart"/>
+            <w:r>
+              <w:t>phần</w:t>
+            </w:r>
+            <w:proofErr w:type="spellEnd"/>
+          </w:p>
+          <w:p>
+            <w:r>
+              <w:t xml:space="preserve">- </w:t>
+            </w:r>
+            <w:proofErr w:type="spellStart"/>
+            <w:r>
+              <w:t>Cập</w:t>
+            </w:r>
+            <w:proofErr w:type="spellEnd"/>
+            <w:r>
+              <w:t xml:space="preserve"> </w:t>
+            </w:r>
+            <w:proofErr w:type="spellStart"/>
+            <w:r>
+              <w:t>nhật</w:t>
+            </w:r>
+            <w:proofErr w:type="spellEnd"/>
+            <w:r>
+              <w:t xml:space="preserve"> </w:t>
+            </w:r>
+            <w:proofErr w:type="spellStart"/>
+            <w:r>
+              <w:t>sĩ</w:t>
+            </w:r>
+            <w:proofErr w:type="spellEnd"/>
+            <w:r>
+              <w:t xml:space="preserve"> </w:t>
+            </w:r>
+            <w:proofErr w:type="spellStart"/>
+            <w:r>
+              <w:t>số</w:t>
+            </w:r>
+            <w:proofErr w:type="spellEnd"/>
+            <w:r>
+              <w:t xml:space="preserve"> </w:t>
+            </w:r>
+            <w:proofErr w:type="spellStart"/>
+            <w:r>
+              <w:t>lớp</w:t>
+            </w:r>
+            <w:proofErr w:type="spellEnd"/>
+          </w:p>
+          <w:p/>
+        </w:tc>
+      </w:tr>
+      <w:tr>
+        <w:tc>
+          <w:tcPr>
+            <w:tcW w:w="1502" w:type="dxa"/>
+          </w:tcPr>
+          <w:p>
+            <w:pPr>
+              <w:jc w:val="center"/>
+            </w:pPr>
+            <w:r>
+              <w:t>1.3</w:t>
+            </w:r>
+          </w:p>
+        </w:tc>
+        <w:tc>
+          <w:tcPr>
+            <w:tcW w:w="1502" w:type="dxa"/>
+          </w:tcPr>
+          <w:p>
+            <w:pPr>
+              <w:jc w:val="center"/>
+            </w:pPr>
+            <w:proofErr w:type="spellStart"/>
+            <w:r>
+              <w:t>Quản</w:t>
+            </w:r>
+            <w:proofErr w:type="spellEnd"/>
+            <w:r>
+              <w:t xml:space="preserve"> </w:t>
+            </w:r>
+            <w:proofErr w:type="spellStart"/>
+            <w:r>
+              <w:t>lý</w:t>
+            </w:r>
+            <w:proofErr w:type="spellEnd"/>
+            <w:r>
+              <w:t xml:space="preserve"> </w:t>
+            </w:r>
+            <w:proofErr w:type="spellStart"/>
+            <w:r>
+              <w:t>giảng</w:t>
+            </w:r>
+            <w:proofErr w:type="spellEnd"/>
+            <w:r>
+              <w:t xml:space="preserve"> </w:t>
+            </w:r>
+            <w:proofErr w:type="spellStart"/>
+            <w:r>
+              <w:t>viên</w:t>
+            </w:r>
+            <w:proofErr w:type="spellEnd"/>
+            <w:r>
+              <w:t xml:space="preserve"> &amp; </w:t>
+            </w:r>
+            <w:proofErr w:type="spellStart"/>
+            <w:r>
+              <w:t>lớp</w:t>
+            </w:r>
+            <w:proofErr w:type="spellEnd"/>
+            <w:r>
+              <w:t xml:space="preserve"> </w:t>
+            </w:r>
+            <w:proofErr w:type="spellStart"/>
+            <w:r>
+              <w:t>giảng</w:t>
+            </w:r>
+            <w:proofErr w:type="spellEnd"/>
+            <w:r>
+              <w:t xml:space="preserve"> </w:t>
+            </w:r>
+            <w:proofErr w:type="spellStart"/>
+            <w:r>
+              <w:t>dạy</w:t>
+            </w:r>
+            <w:proofErr w:type="spellEnd"/>
+          </w:p>
+        </w:tc>
+        <w:tc>
+          <w:tcPr>
+            <w:tcW w:w="1503" w:type="dxa"/>
+          </w:tcPr>
+          <w:p>
+            <w:r>
+              <w:t>*</w:t>
+            </w:r>
+            <w:proofErr w:type="spellStart"/>
+            <w:r>
+              <w:t>Giáo</w:t>
+            </w:r>
+            <w:proofErr w:type="spellEnd"/>
+            <w:r>
+              <w:t xml:space="preserve"> </w:t>
+            </w:r>
+            <w:proofErr w:type="spellStart"/>
+            <w:r>
+              <w:t>viên</w:t>
+            </w:r>
+            <w:proofErr w:type="spellEnd"/>
+          </w:p>
+          <w:p>
+            <w:r>
+              <w:t xml:space="preserve">- </w:t>
+            </w:r>
+            <w:proofErr w:type="spellStart"/>
+            <w:r>
+              <w:t>Nhập</w:t>
+            </w:r>
+            <w:proofErr w:type="spellEnd"/>
+            <w:r>
+              <w:t xml:space="preserve"> </w:t>
+            </w:r>
+            <w:proofErr w:type="spellStart"/>
+            <w:r>
+              <w:t>thông</w:t>
+            </w:r>
+            <w:proofErr w:type="spellEnd"/>
+            <w:r>
+              <w:t xml:space="preserve"> tin </w:t>
+            </w:r>
+            <w:proofErr w:type="spellStart"/>
+            <w:r>
+              <w:t>đăng</w:t>
+            </w:r>
+            <w:proofErr w:type="spellEnd"/>
+            <w:r>
+              <w:t xml:space="preserve"> </w:t>
+            </w:r>
+            <w:proofErr w:type="spellStart"/>
+            <w:r>
+              <w:t>nhập</w:t>
+            </w:r>
+            <w:proofErr w:type="spellEnd"/>
+          </w:p>
+          <w:p>
+            <w:r>
+              <w:t xml:space="preserve">- </w:t>
+            </w:r>
+            <w:proofErr w:type="spellStart"/>
+            <w:r>
+              <w:t>Chọn</w:t>
+            </w:r>
+            <w:proofErr w:type="spellEnd"/>
+            <w:r>
+              <w:t xml:space="preserve"> </w:t>
+            </w:r>
+            <w:proofErr w:type="spellStart"/>
+            <w:r>
+              <w:t>lớp</w:t>
+            </w:r>
+            <w:proofErr w:type="spellEnd"/>
+            <w:r>
+              <w:t xml:space="preserve"> </w:t>
+            </w:r>
+            <w:proofErr w:type="spellStart"/>
+            <w:r>
+              <w:t>học</w:t>
+            </w:r>
+            <w:proofErr w:type="spellEnd"/>
+            <w:r>
+              <w:t xml:space="preserve"> </w:t>
+            </w:r>
+            <w:proofErr w:type="spellStart"/>
+            <w:r>
+              <w:t>phần</w:t>
+            </w:r>
+            <w:proofErr w:type="spellEnd"/>
+          </w:p>
+          <w:p>
+            <w:r>
+              <w:t xml:space="preserve">- </w:t>
+            </w:r>
+            <w:proofErr w:type="spellStart"/>
+            <w:r>
+              <w:t>Chọn</w:t>
+            </w:r>
+            <w:proofErr w:type="spellEnd"/>
+            <w:r>
+              <w:t xml:space="preserve"> </w:t>
+            </w:r>
+            <w:proofErr w:type="spellStart"/>
+            <w:r>
+              <w:t>lớp</w:t>
+            </w:r>
+            <w:proofErr w:type="spellEnd"/>
+          </w:p>
+          <w:p>
+            <w:r>
+              <w:t xml:space="preserve">- </w:t>
+            </w:r>
+            <w:proofErr w:type="spellStart"/>
+            <w:r>
+              <w:t>Điểm</w:t>
+            </w:r>
+            <w:proofErr w:type="spellEnd"/>
+            <w:r>
+              <w:t xml:space="preserve"> </w:t>
+            </w:r>
+            <w:proofErr w:type="spellStart"/>
+            <w:r>
+              <w:t>cuối</w:t>
+            </w:r>
+            <w:proofErr w:type="spellEnd"/>
+            <w:r>
+              <w:t xml:space="preserve"> </w:t>
+            </w:r>
+            <w:proofErr w:type="spellStart"/>
+            <w:r>
+              <w:t>kỳ</w:t>
+            </w:r>
+            <w:proofErr w:type="spellEnd"/>
+          </w:p>
+        </w:tc>
+        <w:tc>
+          <w:tcPr>
+            <w:tcW w:w="1503" w:type="dxa"/>
+          </w:tcPr>
+          <w:p>
+            <w:r>
+              <w:t>*</w:t>
+            </w:r>
+            <w:proofErr w:type="spellStart"/>
+            <w:r>
+              <w:t>Giáo</w:t>
+            </w:r>
+            <w:proofErr w:type="spellEnd"/>
+            <w:r>
+              <w:t xml:space="preserve"> </w:t>
+            </w:r>
+            <w:proofErr w:type="spellStart"/>
+            <w:r>
+              <w:t>viên</w:t>
+            </w:r>
+            <w:proofErr w:type="spellEnd"/>
+          </w:p>
+          <w:p>
+            <w:r>
+              <w:t xml:space="preserve">- </w:t>
+            </w:r>
+            <w:proofErr w:type="spellStart"/>
+            <w:r>
+              <w:t>Xác</w:t>
+            </w:r>
+            <w:proofErr w:type="spellEnd"/>
+            <w:r>
+              <w:t xml:space="preserve"> </w:t>
+            </w:r>
+            <w:proofErr w:type="spellStart"/>
+            <w:r>
+              <w:t>thực</w:t>
+            </w:r>
+            <w:proofErr w:type="spellEnd"/>
+            <w:r>
+              <w:t xml:space="preserve"> </w:t>
+            </w:r>
+            <w:proofErr w:type="spellStart"/>
+            <w:r>
+              <w:t>quyền</w:t>
+            </w:r>
+            <w:proofErr w:type="spellEnd"/>
+            <w:r>
+              <w:t xml:space="preserve"> </w:t>
+            </w:r>
+            <w:proofErr w:type="spellStart"/>
+            <w:r>
+              <w:t>truy</w:t>
+            </w:r>
+            <w:proofErr w:type="spellEnd"/>
+            <w:r>
+              <w:t xml:space="preserve"> </w:t>
+            </w:r>
+            <w:proofErr w:type="spellStart"/>
+            <w:r>
+              <w:t>cập</w:t>
+            </w:r>
+            <w:proofErr w:type="spellEnd"/>
+          </w:p>
+          <w:p>
+            <w:r>
+              <w:t xml:space="preserve">- </w:t>
+            </w:r>
+            <w:proofErr w:type="spellStart"/>
+            <w:r>
+              <w:t>Danh</w:t>
+            </w:r>
+            <w:proofErr w:type="spellEnd"/>
+            <w:r>
+              <w:t xml:space="preserve"> </w:t>
+            </w:r>
+            <w:proofErr w:type="spellStart"/>
+            <w:r>
+              <w:t>sách</w:t>
+            </w:r>
+            <w:proofErr w:type="spellEnd"/>
+            <w:r>
+              <w:t xml:space="preserve"> </w:t>
+            </w:r>
+            <w:proofErr w:type="spellStart"/>
+            <w:r>
+              <w:t>lớp</w:t>
+            </w:r>
+            <w:proofErr w:type="spellEnd"/>
+          </w:p>
+          <w:p>
+            <w:r>
+              <w:t xml:space="preserve">- </w:t>
+            </w:r>
+            <w:proofErr w:type="spellStart"/>
+            <w:r>
+              <w:t>Danh</w:t>
+            </w:r>
+            <w:proofErr w:type="spellEnd"/>
+            <w:r>
+              <w:t xml:space="preserve"> </w:t>
+            </w:r>
+            <w:proofErr w:type="spellStart"/>
+            <w:r>
+              <w:t>sách</w:t>
+            </w:r>
+            <w:proofErr w:type="spellEnd"/>
+            <w:r>
+              <w:t xml:space="preserve"> </w:t>
+            </w:r>
+            <w:proofErr w:type="spellStart"/>
+            <w:r>
+              <w:t>sinh</w:t>
+            </w:r>
+            <w:proofErr w:type="spellEnd"/>
+            <w:r>
+              <w:t xml:space="preserve"> </w:t>
+            </w:r>
+            <w:proofErr w:type="spellStart"/>
+            <w:r>
+              <w:t>viên</w:t>
+            </w:r>
+            <w:proofErr w:type="spellEnd"/>
+          </w:p>
+        </w:tc>
+        <w:tc>
+          <w:tcPr>
+            <w:tcW w:w="1503" w:type="dxa"/>
+          </w:tcPr>
+          <w:p>
+            <w:r>
+              <w:t>*</w:t>
+            </w:r>
+            <w:proofErr w:type="spellStart"/>
+            <w:r>
+              <w:t>Tài</w:t>
+            </w:r>
+            <w:proofErr w:type="spellEnd"/>
+            <w:r>
+              <w:t xml:space="preserve"> </w:t>
+            </w:r>
+            <w:proofErr w:type="spellStart"/>
+            <w:r>
+              <w:t>khoản</w:t>
+            </w:r>
+            <w:proofErr w:type="spellEnd"/>
+          </w:p>
+          <w:p>
+            <w:r>
+              <w:t xml:space="preserve">- </w:t>
+            </w:r>
+            <w:proofErr w:type="spellStart"/>
+            <w:r>
+              <w:t>Danh</w:t>
+            </w:r>
+            <w:proofErr w:type="spellEnd"/>
+            <w:r>
+              <w:t xml:space="preserve"> </w:t>
+            </w:r>
+            <w:proofErr w:type="spellStart"/>
+            <w:r>
+              <w:t>sách</w:t>
+            </w:r>
+            <w:proofErr w:type="spellEnd"/>
+            <w:r>
+              <w:t xml:space="preserve"> </w:t>
+            </w:r>
+            <w:proofErr w:type="spellStart"/>
+            <w:r>
+              <w:t>tài</w:t>
+            </w:r>
+            <w:proofErr w:type="spellEnd"/>
+            <w:r>
+              <w:t xml:space="preserve"> </w:t>
+            </w:r>
+            <w:proofErr w:type="spellStart"/>
+            <w:r>
+              <w:t>khoản</w:t>
+            </w:r>
+            <w:proofErr w:type="spellEnd"/>
+          </w:p>
+          <w:p>
+            <w:r>
+              <w:t>*</w:t>
+            </w:r>
+            <w:proofErr w:type="spellStart"/>
+            <w:r>
+              <w:t>Đăng</w:t>
+            </w:r>
+            <w:proofErr w:type="spellEnd"/>
+            <w:r>
+              <w:t xml:space="preserve"> </w:t>
+            </w:r>
+            <w:proofErr w:type="spellStart"/>
+            <w:r>
+              <w:t>ký</w:t>
+            </w:r>
+            <w:proofErr w:type="spellEnd"/>
+          </w:p>
+          <w:p>
+            <w:r>
+              <w:t xml:space="preserve">- </w:t>
+            </w:r>
+            <w:proofErr w:type="spellStart"/>
+            <w:r>
+              <w:t>Danh</w:t>
+            </w:r>
+            <w:proofErr w:type="spellEnd"/>
+            <w:r>
+              <w:t xml:space="preserve"> </w:t>
+            </w:r>
+            <w:proofErr w:type="spellStart"/>
+            <w:r>
+              <w:t>sách</w:t>
+            </w:r>
+            <w:proofErr w:type="spellEnd"/>
+            <w:r>
+              <w:t xml:space="preserve"> </w:t>
+            </w:r>
+            <w:proofErr w:type="spellStart"/>
+            <w:r>
+              <w:t>lớp</w:t>
+            </w:r>
+            <w:proofErr w:type="spellEnd"/>
+          </w:p>
+          <w:p>
+            <w:r>
+              <w:t>*</w:t>
+            </w:r>
+            <w:proofErr w:type="spellStart"/>
+            <w:r>
+              <w:t>Lớp</w:t>
+            </w:r>
+            <w:proofErr w:type="spellEnd"/>
+            <w:r>
+              <w:t xml:space="preserve"> </w:t>
+            </w:r>
+            <w:proofErr w:type="spellStart"/>
+            <w:r>
+              <w:t>học</w:t>
+            </w:r>
+            <w:proofErr w:type="spellEnd"/>
+            <w:r>
+              <w:t xml:space="preserve"> </w:t>
+            </w:r>
+            <w:proofErr w:type="spellStart"/>
+            <w:r>
+              <w:t>phần</w:t>
+            </w:r>
+            <w:proofErr w:type="spellEnd"/>
+          </w:p>
+          <w:p>
+            <w:r>
+              <w:t xml:space="preserve">- </w:t>
+            </w:r>
+            <w:proofErr w:type="spellStart"/>
+            <w:r>
+              <w:t>Danh</w:t>
+            </w:r>
+            <w:proofErr w:type="spellEnd"/>
+            <w:r>
+              <w:t xml:space="preserve"> </w:t>
+            </w:r>
+            <w:proofErr w:type="spellStart"/>
+            <w:r>
+              <w:t>sách</w:t>
+            </w:r>
+            <w:proofErr w:type="spellEnd"/>
+            <w:r>
+              <w:t xml:space="preserve"> </w:t>
+            </w:r>
+            <w:proofErr w:type="spellStart"/>
+            <w:r>
+              <w:t>sinh</w:t>
+            </w:r>
+            <w:proofErr w:type="spellEnd"/>
+            <w:r>
+              <w:t xml:space="preserve"> </w:t>
+            </w:r>
+            <w:proofErr w:type="spellStart"/>
+            <w:r>
+              <w:t>viên</w:t>
+            </w:r>
+            <w:proofErr w:type="spellEnd"/>
+          </w:p>
+        </w:tc>
+        <w:tc>
+          <w:tcPr>
+            <w:tcW w:w="1503" w:type="dxa"/>
+          </w:tcPr>
+          <w:p>
+            <w:r>
+              <w:t xml:space="preserve">*KQ </w:t>
+            </w:r>
+            <w:proofErr w:type="spellStart"/>
+            <w:r>
+              <w:t>học</w:t>
+            </w:r>
+            <w:proofErr w:type="spellEnd"/>
+            <w:r>
+              <w:t xml:space="preserve"> </w:t>
+            </w:r>
+            <w:proofErr w:type="spellStart"/>
+            <w:r>
+              <w:t>tập</w:t>
+            </w:r>
+            <w:proofErr w:type="spellEnd"/>
+          </w:p>
+          <w:p>
+            <w:r>
+              <w:t xml:space="preserve">- </w:t>
+            </w:r>
+            <w:proofErr w:type="spellStart"/>
+            <w:r>
+              <w:t>Xử</w:t>
+            </w:r>
+            <w:proofErr w:type="spellEnd"/>
+            <w:r>
+              <w:t xml:space="preserve"> </w:t>
+            </w:r>
+            <w:proofErr w:type="spellStart"/>
+            <w:r>
+              <w:t>lý</w:t>
+            </w:r>
+            <w:proofErr w:type="spellEnd"/>
+          </w:p>
+        </w:tc>
+      </w:tr>
+      <w:tr>
+        <w:tc>
+          <w:tcPr>
+            <w:tcW w:w="1502" w:type="dxa"/>
+          </w:tcPr>
+          <w:p>
+            <w:pPr>
+              <w:jc w:val="center"/>
+            </w:pPr>
+            <w:r>
+              <w:t>1.4</w:t>
+            </w:r>
+          </w:p>
+        </w:tc>
+        <w:tc>
+          <w:tcPr>
+            <w:tcW w:w="1502" w:type="dxa"/>
+          </w:tcPr>
+          <w:p>
+            <w:pPr>
+              <w:jc w:val="center"/>
+            </w:pPr>
+            <w:proofErr w:type="spellStart"/>
+            <w:r>
+              <w:t>Quản</w:t>
+            </w:r>
+            <w:proofErr w:type="spellEnd"/>
+            <w:r>
+              <w:t xml:space="preserve"> </w:t>
+            </w:r>
+            <w:proofErr w:type="spellStart"/>
+            <w:r>
+              <w:t>lý</w:t>
+            </w:r>
+            <w:proofErr w:type="spellEnd"/>
+            <w:r>
+              <w:t xml:space="preserve"> </w:t>
+            </w:r>
+            <w:proofErr w:type="spellStart"/>
+            <w:r>
+              <w:t>điểm</w:t>
+            </w:r>
+            <w:proofErr w:type="spellEnd"/>
+            <w:r>
+              <w:t xml:space="preserve"> &amp; </w:t>
+            </w:r>
+            <w:proofErr w:type="spellStart"/>
+            <w:r>
+              <w:t>kết</w:t>
+            </w:r>
+            <w:proofErr w:type="spellEnd"/>
+            <w:r>
+              <w:t xml:space="preserve"> </w:t>
+            </w:r>
+            <w:proofErr w:type="spellStart"/>
+            <w:r>
+              <w:t>quả</w:t>
+            </w:r>
+            <w:proofErr w:type="spellEnd"/>
+            <w:r>
+              <w:t xml:space="preserve"> </w:t>
+            </w:r>
+            <w:proofErr w:type="spellStart"/>
+            <w:r>
+              <w:t>học</w:t>
+            </w:r>
+            <w:proofErr w:type="spellEnd"/>
+            <w:r>
+              <w:t xml:space="preserve"> </w:t>
+            </w:r>
+            <w:proofErr w:type="spellStart"/>
+            <w:r>
+              <w:t>tập</w:t>
+            </w:r>
+            <w:proofErr w:type="spellEnd"/>
+          </w:p>
+        </w:tc>
+        <w:tc>
+          <w:tcPr>
+            <w:tcW w:w="1503" w:type="dxa"/>
+          </w:tcPr>
+          <w:p>
+            <w:r>
+              <w:t>*</w:t>
+            </w:r>
+            <w:proofErr w:type="spellStart"/>
+            <w:r>
+              <w:t>Sinh</w:t>
+            </w:r>
+            <w:proofErr w:type="spellEnd"/>
+            <w:r>
+              <w:t xml:space="preserve"> </w:t>
+            </w:r>
+            <w:proofErr w:type="spellStart"/>
+            <w:r>
+              <w:t>viên</w:t>
+            </w:r>
+            <w:proofErr w:type="spellEnd"/>
+          </w:p>
+          <w:p>
+            <w:r>
+              <w:t xml:space="preserve">- </w:t>
+            </w:r>
+            <w:proofErr w:type="spellStart"/>
+            <w:r>
+              <w:t>Yêu</w:t>
+            </w:r>
+            <w:proofErr w:type="spellEnd"/>
+            <w:r>
+              <w:t xml:space="preserve"> </w:t>
+            </w:r>
+            <w:proofErr w:type="spellStart"/>
+            <w:r>
+              <w:t>cầu</w:t>
+            </w:r>
+            <w:proofErr w:type="spellEnd"/>
+            <w:r>
+              <w:t xml:space="preserve"> </w:t>
+            </w:r>
+            <w:proofErr w:type="spellStart"/>
+            <w:r>
+              <w:t>xem</w:t>
+            </w:r>
+            <w:proofErr w:type="spellEnd"/>
+            <w:r>
+              <w:t xml:space="preserve"> </w:t>
+            </w:r>
+            <w:proofErr w:type="spellStart"/>
+            <w:r>
+              <w:t>điểm</w:t>
+            </w:r>
+            <w:proofErr w:type="spellEnd"/>
+          </w:p>
+        </w:tc>
+        <w:tc>
+          <w:tcPr>
+            <w:tcW w:w="1503" w:type="dxa"/>
+          </w:tcPr>
+          <w:p>
+            <w:r>
+              <w:t>*</w:t>
+            </w:r>
+            <w:proofErr w:type="spellStart"/>
+            <w:r>
+              <w:t>Sinh</w:t>
+            </w:r>
+            <w:proofErr w:type="spellEnd"/>
+            <w:r>
+              <w:t xml:space="preserve"> </w:t>
+            </w:r>
+            <w:proofErr w:type="spellStart"/>
+            <w:r>
+              <w:t>viên</w:t>
+            </w:r>
+            <w:proofErr w:type="spellEnd"/>
+          </w:p>
+          <w:p>
+            <w:r>
+              <w:t xml:space="preserve">- </w:t>
+            </w:r>
+            <w:proofErr w:type="spellStart"/>
+            <w:r>
+              <w:t>Thông</w:t>
+            </w:r>
+            <w:proofErr w:type="spellEnd"/>
+            <w:r>
+              <w:t xml:space="preserve"> tin </w:t>
+            </w:r>
+            <w:proofErr w:type="spellStart"/>
+            <w:r>
+              <w:t>điểm</w:t>
+            </w:r>
+            <w:proofErr w:type="spellEnd"/>
+          </w:p>
+        </w:tc>
+        <w:tc>
+          <w:tcPr>
+            <w:tcW w:w="1503" w:type="dxa"/>
+          </w:tcPr>
+          <w:p>
+            <w:r>
+              <w:t>*</w:t>
+            </w:r>
+            <w:proofErr w:type="spellStart"/>
+            <w:r>
+              <w:t>Lớp</w:t>
+            </w:r>
+            <w:proofErr w:type="spellEnd"/>
+            <w:r>
+              <w:t xml:space="preserve"> </w:t>
+            </w:r>
+            <w:proofErr w:type="spellStart"/>
+            <w:r>
+              <w:t>học</w:t>
+            </w:r>
+            <w:proofErr w:type="spellEnd"/>
+            <w:r>
+              <w:t xml:space="preserve"> </w:t>
+            </w:r>
+            <w:proofErr w:type="spellStart"/>
+            <w:r>
+              <w:t>phần</w:t>
+            </w:r>
+            <w:proofErr w:type="spellEnd"/>
+          </w:p>
+          <w:p>
+            <w:r>
+              <w:t xml:space="preserve">- </w:t>
+            </w:r>
+            <w:proofErr w:type="spellStart"/>
+            <w:r>
+              <w:t>Mã</w:t>
+            </w:r>
+            <w:proofErr w:type="spellEnd"/>
+            <w:r>
+              <w:t xml:space="preserve"> </w:t>
+            </w:r>
+            <w:proofErr w:type="spellStart"/>
+            <w:r>
+              <w:t>sinh</w:t>
+            </w:r>
+            <w:proofErr w:type="spellEnd"/>
+            <w:r>
+              <w:t xml:space="preserve"> </w:t>
+            </w:r>
+            <w:proofErr w:type="spellStart"/>
+            <w:r>
+              <w:t>viên</w:t>
+            </w:r>
+            <w:proofErr w:type="spellEnd"/>
+          </w:p>
+          <w:p>
+            <w:r>
+              <w:t xml:space="preserve">*KQ </w:t>
+            </w:r>
+            <w:proofErr w:type="spellStart"/>
+            <w:r>
+              <w:t>học</w:t>
+            </w:r>
+            <w:proofErr w:type="spellEnd"/>
+            <w:r>
+              <w:t xml:space="preserve"> </w:t>
+            </w:r>
+            <w:proofErr w:type="spellStart"/>
+            <w:r>
+              <w:t>tập</w:t>
+            </w:r>
+            <w:proofErr w:type="spellEnd"/>
+          </w:p>
+          <w:p>
+            <w:r>
+              <w:t xml:space="preserve">- </w:t>
+            </w:r>
+            <w:proofErr w:type="spellStart"/>
+            <w:r>
+              <w:t>Điểm</w:t>
+            </w:r>
+            <w:proofErr w:type="spellEnd"/>
+            <w:r>
+              <w:t xml:space="preserve"> </w:t>
+            </w:r>
+            <w:proofErr w:type="spellStart"/>
+            <w:r>
+              <w:t>sổ</w:t>
+            </w:r>
+            <w:proofErr w:type="spellEnd"/>
+          </w:p>
+          <w:p>
+            <w:r>
+              <w:t xml:space="preserve">- </w:t>
+            </w:r>
+            <w:proofErr w:type="spellStart"/>
+            <w:r>
+              <w:t>Danh</w:t>
+            </w:r>
+            <w:proofErr w:type="spellEnd"/>
+            <w:r>
+              <w:t xml:space="preserve"> </w:t>
+            </w:r>
+            <w:proofErr w:type="spellStart"/>
+            <w:r>
+              <w:t>sách</w:t>
+            </w:r>
+            <w:proofErr w:type="spellEnd"/>
+            <w:r>
+              <w:t xml:space="preserve"> </w:t>
+            </w:r>
+            <w:proofErr w:type="spellStart"/>
+            <w:r>
+              <w:t>toàn</w:t>
+            </w:r>
+            <w:proofErr w:type="spellEnd"/>
+            <w:r>
+              <w:t xml:space="preserve"> </w:t>
+            </w:r>
+            <w:proofErr w:type="spellStart"/>
+            <w:r>
+              <w:t>bộ</w:t>
+            </w:r>
+            <w:proofErr w:type="spellEnd"/>
+            <w:r>
+              <w:t xml:space="preserve"> </w:t>
+            </w:r>
+            <w:proofErr w:type="spellStart"/>
+            <w:r>
+              <w:t>điểm</w:t>
+            </w:r>
+            <w:proofErr w:type="spellEnd"/>
+            <w:r>
+              <w:t xml:space="preserve"> </w:t>
+            </w:r>
+            <w:proofErr w:type="spellStart"/>
+            <w:r>
+              <w:t>số</w:t>
+            </w:r>
+            <w:proofErr w:type="spellEnd"/>
+          </w:p>
+        </w:tc>
+        <w:tc>
+          <w:tcPr>
+            <w:tcW w:w="1503" w:type="dxa"/>
+          </w:tcPr>
+          <w:p>
+            <w:r>
+              <w:t xml:space="preserve">*KQ </w:t>
+            </w:r>
+            <w:proofErr w:type="spellStart"/>
+            <w:r>
+              <w:t>học</w:t>
+            </w:r>
+            <w:proofErr w:type="spellEnd"/>
+            <w:r>
+              <w:t xml:space="preserve"> </w:t>
+            </w:r>
+            <w:proofErr w:type="spellStart"/>
+            <w:r>
+              <w:t>tập</w:t>
+            </w:r>
+            <w:proofErr w:type="spellEnd"/>
+          </w:p>
+          <w:p>
+            <w:r>
+              <w:t xml:space="preserve">- </w:t>
+            </w:r>
+            <w:proofErr w:type="spellStart"/>
+            <w:r>
+              <w:t>Cập</w:t>
+            </w:r>
+            <w:proofErr w:type="spellEnd"/>
+            <w:r>
+              <w:t xml:space="preserve"> </w:t>
+            </w:r>
+            <w:proofErr w:type="spellStart"/>
+            <w:r>
+              <w:t>nhật</w:t>
+            </w:r>
+            <w:proofErr w:type="spellEnd"/>
+          </w:p>
+          <w:p>
+            <w:r>
+              <w:t>*</w:t>
+            </w:r>
+            <w:proofErr w:type="spellStart"/>
+            <w:r>
+              <w:t>Sinh</w:t>
+            </w:r>
+            <w:proofErr w:type="spellEnd"/>
+            <w:r>
+              <w:t xml:space="preserve"> </w:t>
+            </w:r>
+            <w:proofErr w:type="spellStart"/>
+            <w:r>
+              <w:t>viên</w:t>
+            </w:r>
+            <w:proofErr w:type="spellEnd"/>
+          </w:p>
+          <w:p>
+            <w:r>
+              <w:t xml:space="preserve">- </w:t>
+            </w:r>
+            <w:proofErr w:type="spellStart"/>
+            <w:r>
+              <w:t>Cập</w:t>
+            </w:r>
+            <w:proofErr w:type="spellEnd"/>
+            <w:r>
+              <w:t xml:space="preserve"> </w:t>
+            </w:r>
+            <w:proofErr w:type="spellStart"/>
+            <w:r>
+              <w:t>nhật</w:t>
+            </w:r>
+            <w:proofErr w:type="spellEnd"/>
+            <w:r>
+              <w:t xml:space="preserve"> GPA </w:t>
+            </w:r>
+            <w:proofErr w:type="spellStart"/>
+            <w:r>
+              <w:t>tổng</w:t>
+            </w:r>
+            <w:proofErr w:type="spellEnd"/>
+          </w:p>
+        </w:tc>
+      </w:tr>
+      <w:tr>
+        <w:tc>
+          <w:tcPr>
+            <w:tcW w:w="1502" w:type="dxa"/>
+          </w:tcPr>
+          <w:p>
+            <w:pPr>
+              <w:jc w:val="center"/>
+            </w:pPr>
+            <w:r>
               <w:t>1.5</w:t>
             </w:r>
-            <w:r>
-              <w:t>.3</w:t>
-            </w:r>
           </w:p>
         </w:tc>
         <w:tc>
@@ -5486,6 +8299,309 @@
             </w:pPr>
             <w:proofErr w:type="spellStart"/>
             <w:r>
+              <w:t>Quản</w:t>
+            </w:r>
+            <w:proofErr w:type="spellEnd"/>
+            <w:r>
+              <w:t xml:space="preserve"> </w:t>
+            </w:r>
+            <w:proofErr w:type="spellStart"/>
+            <w:r>
+              <w:t>lý</w:t>
+            </w:r>
+            <w:proofErr w:type="spellEnd"/>
+            <w:r>
+              <w:t xml:space="preserve"> </w:t>
+            </w:r>
+            <w:proofErr w:type="spellStart"/>
+            <w:r>
+              <w:t>thanh</w:t>
+            </w:r>
+            <w:proofErr w:type="spellEnd"/>
+            <w:r>
+              <w:t xml:space="preserve"> </w:t>
+            </w:r>
+            <w:proofErr w:type="spellStart"/>
+            <w:r>
+              <w:t>toán</w:t>
+            </w:r>
+            <w:proofErr w:type="spellEnd"/>
+            <w:r>
+              <w:t xml:space="preserve"> </w:t>
+            </w:r>
+            <w:proofErr w:type="spellStart"/>
+            <w:r>
+              <w:t>học</w:t>
+            </w:r>
+            <w:proofErr w:type="spellEnd"/>
+            <w:r>
+              <w:t xml:space="preserve"> </w:t>
+            </w:r>
+            <w:proofErr w:type="spellStart"/>
+            <w:r>
+              <w:t>phí</w:t>
+            </w:r>
+            <w:proofErr w:type="spellEnd"/>
+          </w:p>
+        </w:tc>
+        <w:tc>
+          <w:tcPr>
+            <w:tcW w:w="1503" w:type="dxa"/>
+          </w:tcPr>
+          <w:p/>
+        </w:tc>
+        <w:tc>
+          <w:tcPr>
+            <w:tcW w:w="1503" w:type="dxa"/>
+          </w:tcPr>
+          <w:p>
+            <w:r>
+              <w:t>*</w:t>
+            </w:r>
+            <w:proofErr w:type="spellStart"/>
+            <w:r>
+              <w:t>Sinh</w:t>
+            </w:r>
+            <w:proofErr w:type="spellEnd"/>
+            <w:r>
+              <w:t xml:space="preserve"> </w:t>
+            </w:r>
+            <w:proofErr w:type="spellStart"/>
+            <w:r>
+              <w:t>viên</w:t>
+            </w:r>
+            <w:proofErr w:type="spellEnd"/>
+          </w:p>
+          <w:p>
+            <w:r>
+              <w:t xml:space="preserve">- </w:t>
+            </w:r>
+            <w:proofErr w:type="spellStart"/>
+            <w:r>
+              <w:t>Hóa</w:t>
+            </w:r>
+            <w:proofErr w:type="spellEnd"/>
+            <w:r>
+              <w:t xml:space="preserve"> </w:t>
+            </w:r>
+            <w:proofErr w:type="spellStart"/>
+            <w:r>
+              <w:t>đơn</w:t>
+            </w:r>
+            <w:proofErr w:type="spellEnd"/>
+            <w:r>
+              <w:t xml:space="preserve"> </w:t>
+            </w:r>
+            <w:proofErr w:type="spellStart"/>
+            <w:r>
+              <w:t>điện</w:t>
+            </w:r>
+            <w:proofErr w:type="spellEnd"/>
+            <w:r>
+              <w:t xml:space="preserve"> </w:t>
+            </w:r>
+            <w:proofErr w:type="spellStart"/>
+            <w:r>
+              <w:t>tử</w:t>
+            </w:r>
+            <w:proofErr w:type="spellEnd"/>
+          </w:p>
+          <w:p>
+            <w:r>
+              <w:t xml:space="preserve">- </w:t>
+            </w:r>
+            <w:proofErr w:type="spellStart"/>
+            <w:r>
+              <w:t>Thông</w:t>
+            </w:r>
+            <w:proofErr w:type="spellEnd"/>
+            <w:r>
+              <w:t xml:space="preserve"> </w:t>
+            </w:r>
+            <w:proofErr w:type="spellStart"/>
+            <w:r>
+              <w:t>báo</w:t>
+            </w:r>
+            <w:proofErr w:type="spellEnd"/>
+            <w:r>
+              <w:t xml:space="preserve"> </w:t>
+            </w:r>
+            <w:proofErr w:type="spellStart"/>
+            <w:r>
+              <w:t>thành</w:t>
+            </w:r>
+            <w:proofErr w:type="spellEnd"/>
+            <w:r>
+              <w:t xml:space="preserve"> </w:t>
+            </w:r>
+            <w:proofErr w:type="spellStart"/>
+            <w:r>
+              <w:t>công</w:t>
+            </w:r>
+            <w:proofErr w:type="spellEnd"/>
+          </w:p>
+        </w:tc>
+        <w:tc>
+          <w:tcPr>
+            <w:tcW w:w="1503" w:type="dxa"/>
+          </w:tcPr>
+          <w:p/>
+        </w:tc>
+        <w:tc>
+          <w:tcPr>
+            <w:tcW w:w="1503" w:type="dxa"/>
+          </w:tcPr>
+          <w:p>
+            <w:r>
+              <w:t>*</w:t>
+            </w:r>
+            <w:proofErr w:type="spellStart"/>
+            <w:r>
+              <w:t>Thanh</w:t>
+            </w:r>
+            <w:proofErr w:type="spellEnd"/>
+            <w:r>
+              <w:t xml:space="preserve"> </w:t>
+            </w:r>
+            <w:proofErr w:type="spellStart"/>
+            <w:r>
+              <w:t>toán</w:t>
+            </w:r>
+            <w:proofErr w:type="spellEnd"/>
+          </w:p>
+          <w:p>
+            <w:r>
+              <w:t xml:space="preserve">- </w:t>
+            </w:r>
+            <w:proofErr w:type="spellStart"/>
+            <w:r>
+              <w:t>Tạo</w:t>
+            </w:r>
+            <w:proofErr w:type="spellEnd"/>
+            <w:r>
+              <w:t xml:space="preserve"> </w:t>
+            </w:r>
+            <w:proofErr w:type="spellStart"/>
+            <w:r>
+              <w:t>công</w:t>
+            </w:r>
+            <w:proofErr w:type="spellEnd"/>
+            <w:r>
+              <w:t xml:space="preserve"> </w:t>
+            </w:r>
+            <w:proofErr w:type="spellStart"/>
+            <w:r>
+              <w:t>nợ</w:t>
+            </w:r>
+            <w:proofErr w:type="spellEnd"/>
+            <w:r>
+              <w:t xml:space="preserve"> </w:t>
+            </w:r>
+            <w:proofErr w:type="spellStart"/>
+            <w:r>
+              <w:t>mới</w:t>
+            </w:r>
+            <w:proofErr w:type="spellEnd"/>
+          </w:p>
+          <w:p>
+            <w:r>
+              <w:t xml:space="preserve">- </w:t>
+            </w:r>
+            <w:proofErr w:type="spellStart"/>
+            <w:r>
+              <w:t>Điều</w:t>
+            </w:r>
+            <w:proofErr w:type="spellEnd"/>
+            <w:r>
+              <w:t xml:space="preserve"> </w:t>
+            </w:r>
+            <w:proofErr w:type="spellStart"/>
+            <w:r>
+              <w:t>chỉnh</w:t>
+            </w:r>
+            <w:proofErr w:type="spellEnd"/>
+            <w:r>
+              <w:t xml:space="preserve"> </w:t>
+            </w:r>
+            <w:proofErr w:type="spellStart"/>
+            <w:r>
+              <w:t>giao</w:t>
+            </w:r>
+            <w:proofErr w:type="spellEnd"/>
+            <w:r>
+              <w:t xml:space="preserve"> </w:t>
+            </w:r>
+            <w:proofErr w:type="spellStart"/>
+            <w:r>
+              <w:t>dịnh</w:t>
+            </w:r>
+            <w:proofErr w:type="spellEnd"/>
+          </w:p>
+          <w:p>
+            <w:r>
+              <w:lastRenderedPageBreak/>
+              <w:t xml:space="preserve">- </w:t>
+            </w:r>
+            <w:proofErr w:type="spellStart"/>
+            <w:r>
+              <w:t>Cập</w:t>
+            </w:r>
+            <w:proofErr w:type="spellEnd"/>
+            <w:r>
+              <w:t xml:space="preserve"> </w:t>
+            </w:r>
+            <w:proofErr w:type="spellStart"/>
+            <w:r>
+              <w:t>nhật</w:t>
+            </w:r>
+            <w:proofErr w:type="spellEnd"/>
+            <w:r>
+              <w:t xml:space="preserve"> </w:t>
+            </w:r>
+            <w:proofErr w:type="spellStart"/>
+            <w:r>
+              <w:t>trạng</w:t>
+            </w:r>
+            <w:proofErr w:type="spellEnd"/>
+            <w:r>
+              <w:t xml:space="preserve"> </w:t>
+            </w:r>
+            <w:proofErr w:type="spellStart"/>
+            <w:r>
+              <w:t>thái</w:t>
+            </w:r>
+            <w:proofErr w:type="spellEnd"/>
+            <w:r>
+              <w:t xml:space="preserve"> </w:t>
+            </w:r>
+            <w:proofErr w:type="spellStart"/>
+            <w:r>
+              <w:t>đã</w:t>
+            </w:r>
+            <w:proofErr w:type="spellEnd"/>
+            <w:r>
+              <w:t xml:space="preserve"> </w:t>
+            </w:r>
+            <w:proofErr w:type="spellStart"/>
+            <w:r>
+              <w:t>thanh</w:t>
+            </w:r>
+            <w:proofErr w:type="spellEnd"/>
+            <w:r>
+              <w:t xml:space="preserve"> </w:t>
+            </w:r>
+            <w:proofErr w:type="spellStart"/>
+            <w:r>
+              <w:t>toán</w:t>
+            </w:r>
+            <w:proofErr w:type="spellEnd"/>
+          </w:p>
+          <w:p>
+            <w:r>
+              <w:t xml:space="preserve">- </w:t>
+            </w:r>
+            <w:proofErr w:type="spellStart"/>
+            <w:r>
               <w:t>Thiết</w:t>
             </w:r>
             <w:proofErr w:type="spellEnd"/>
@@ -5502,7 +8618,7 @@
             </w:r>
             <w:proofErr w:type="spellStart"/>
             <w:r>
-              <w:t>trạng</w:t>
+              <w:t>trang</w:t>
             </w:r>
             <w:proofErr w:type="spellEnd"/>
             <w:r>
@@ -5513,28 +8629,319 @@
               <w:t>thái</w:t>
             </w:r>
             <w:proofErr w:type="spellEnd"/>
-            <w:r>
-              <w:t xml:space="preserve"> </w:t>
-            </w:r>
-            <w:proofErr w:type="spellStart"/>
-            <w:r>
-              <w:t>ghi</w:t>
-            </w:r>
-            <w:proofErr w:type="spellEnd"/>
-            <w:r>
-              <w:t xml:space="preserve"> </w:t>
-            </w:r>
-            <w:proofErr w:type="spellStart"/>
-            <w:r>
-              <w:t>có</w:t>
-            </w:r>
-            <w:proofErr w:type="spellEnd"/>
-            <w:r>
-              <w:t xml:space="preserve"> </w:t>
-            </w:r>
-            <w:proofErr w:type="spellStart"/>
-            <w:r>
-              <w:t>cho</w:t>
+          </w:p>
+          <w:p>
+            <w:r>
+              <w:t>*</w:t>
+            </w:r>
+            <w:proofErr w:type="spellStart"/>
+            <w:r>
+              <w:t>Đăng</w:t>
+            </w:r>
+            <w:proofErr w:type="spellEnd"/>
+            <w:r>
+              <w:t xml:space="preserve"> </w:t>
+            </w:r>
+            <w:proofErr w:type="spellStart"/>
+            <w:r>
+              <w:t>ký</w:t>
+            </w:r>
+            <w:proofErr w:type="spellEnd"/>
+          </w:p>
+          <w:p>
+            <w:r>
+              <w:t xml:space="preserve">- </w:t>
+            </w:r>
+            <w:proofErr w:type="spellStart"/>
+            <w:r>
+              <w:t>Xóa</w:t>
+            </w:r>
+            <w:proofErr w:type="spellEnd"/>
+          </w:p>
+        </w:tc>
+      </w:tr>
+    </w:tbl>
+    <w:p/>
+    <w:p/>
+    <w:p/>
+    <w:tbl>
+      <w:tblPr>
+        <w:tblStyle w:val="TableGrid"/>
+        <w:tblW w:w="0" w:type="auto"/>
+        <w:tblLook w:val="04A0" w:firstRow="1" w:lastRow="0" w:firstColumn="1" w:lastColumn="0" w:noHBand="0" w:noVBand="1"/>
+      </w:tblPr>
+      <w:tblGrid>
+        <w:gridCol w:w="1502"/>
+        <w:gridCol w:w="1502"/>
+        <w:gridCol w:w="1503"/>
+        <w:gridCol w:w="1503"/>
+        <w:gridCol w:w="1503"/>
+        <w:gridCol w:w="1503"/>
+      </w:tblGrid>
+      <w:tr>
+        <w:tc>
+          <w:tcPr>
+            <w:tcW w:w="1502" w:type="dxa"/>
+            <w:vMerge w:val="restart"/>
+          </w:tcPr>
+          <w:p>
+            <w:pPr>
+              <w:jc w:val="center"/>
+            </w:pPr>
+            <w:r>
+              <w:t xml:space="preserve">Ô </w:t>
+            </w:r>
+            <w:proofErr w:type="spellStart"/>
+            <w:r>
+              <w:t>xử</w:t>
+            </w:r>
+            <w:proofErr w:type="spellEnd"/>
+            <w:r>
+              <w:t xml:space="preserve"> </w:t>
+            </w:r>
+            <w:proofErr w:type="spellStart"/>
+            <w:r>
+              <w:t>lý</w:t>
+            </w:r>
+            <w:proofErr w:type="spellEnd"/>
+          </w:p>
+        </w:tc>
+        <w:tc>
+          <w:tcPr>
+            <w:tcW w:w="1502" w:type="dxa"/>
+            <w:vMerge w:val="restart"/>
+          </w:tcPr>
+          <w:p>
+            <w:pPr>
+              <w:jc w:val="center"/>
+            </w:pPr>
+            <w:proofErr w:type="spellStart"/>
+            <w:r>
+              <w:t>Tên</w:t>
+            </w:r>
+            <w:proofErr w:type="spellEnd"/>
+            <w:r>
+              <w:t xml:space="preserve"> ô </w:t>
+            </w:r>
+            <w:proofErr w:type="spellStart"/>
+            <w:r>
+              <w:t>xử</w:t>
+            </w:r>
+            <w:proofErr w:type="spellEnd"/>
+            <w:r>
+              <w:t xml:space="preserve"> </w:t>
+            </w:r>
+            <w:proofErr w:type="spellStart"/>
+            <w:r>
+              <w:t>lý</w:t>
+            </w:r>
+            <w:proofErr w:type="spellEnd"/>
+          </w:p>
+        </w:tc>
+        <w:tc>
+          <w:tcPr>
+            <w:tcW w:w="3006" w:type="dxa"/>
+            <w:gridSpan w:val="2"/>
+          </w:tcPr>
+          <w:p>
+            <w:pPr>
+              <w:jc w:val="center"/>
+            </w:pPr>
+            <w:proofErr w:type="spellStart"/>
+            <w:r>
+              <w:t>Tác</w:t>
+            </w:r>
+            <w:proofErr w:type="spellEnd"/>
+            <w:r>
+              <w:t xml:space="preserve"> </w:t>
+            </w:r>
+            <w:proofErr w:type="spellStart"/>
+            <w:r>
+              <w:t>nhân</w:t>
+            </w:r>
+            <w:proofErr w:type="spellEnd"/>
+          </w:p>
+        </w:tc>
+        <w:tc>
+          <w:tcPr>
+            <w:tcW w:w="3006" w:type="dxa"/>
+            <w:gridSpan w:val="2"/>
+          </w:tcPr>
+          <w:p>
+            <w:pPr>
+              <w:jc w:val="center"/>
+            </w:pPr>
+            <w:r>
+              <w:t xml:space="preserve">Kho </w:t>
+            </w:r>
+            <w:proofErr w:type="spellStart"/>
+            <w:r>
+              <w:t>dữ</w:t>
+            </w:r>
+            <w:proofErr w:type="spellEnd"/>
+            <w:r>
+              <w:t xml:space="preserve"> </w:t>
+            </w:r>
+            <w:proofErr w:type="spellStart"/>
+            <w:r>
+              <w:t>liệu</w:t>
+            </w:r>
+            <w:proofErr w:type="spellEnd"/>
+          </w:p>
+        </w:tc>
+      </w:tr>
+      <w:tr>
+        <w:tc>
+          <w:tcPr>
+            <w:tcW w:w="1502" w:type="dxa"/>
+            <w:vMerge/>
+          </w:tcPr>
+          <w:p>
+            <w:pPr>
+              <w:jc w:val="center"/>
+            </w:pPr>
+          </w:p>
+        </w:tc>
+        <w:tc>
+          <w:tcPr>
+            <w:tcW w:w="1502" w:type="dxa"/>
+            <w:vMerge/>
+          </w:tcPr>
+          <w:p>
+            <w:pPr>
+              <w:jc w:val="center"/>
+            </w:pPr>
+          </w:p>
+        </w:tc>
+        <w:tc>
+          <w:tcPr>
+            <w:tcW w:w="1503" w:type="dxa"/>
+          </w:tcPr>
+          <w:p>
+            <w:pPr>
+              <w:jc w:val="center"/>
+            </w:pPr>
+            <w:proofErr w:type="spellStart"/>
+            <w:r>
+              <w:t>Nguồn</w:t>
+            </w:r>
+            <w:proofErr w:type="spellEnd"/>
+            <w:r>
+              <w:t xml:space="preserve"> </w:t>
+            </w:r>
+          </w:p>
+        </w:tc>
+        <w:tc>
+          <w:tcPr>
+            <w:tcW w:w="1503" w:type="dxa"/>
+          </w:tcPr>
+          <w:p>
+            <w:pPr>
+              <w:jc w:val="center"/>
+            </w:pPr>
+            <w:proofErr w:type="spellStart"/>
+            <w:r>
+              <w:t>Đích</w:t>
+            </w:r>
+            <w:proofErr w:type="spellEnd"/>
+          </w:p>
+        </w:tc>
+        <w:tc>
+          <w:tcPr>
+            <w:tcW w:w="1503" w:type="dxa"/>
+          </w:tcPr>
+          <w:p>
+            <w:pPr>
+              <w:jc w:val="center"/>
+            </w:pPr>
+            <w:proofErr w:type="spellStart"/>
+            <w:r>
+              <w:t>Truy</w:t>
+            </w:r>
+            <w:proofErr w:type="spellEnd"/>
+            <w:r>
+              <w:t xml:space="preserve"> </w:t>
+            </w:r>
+            <w:proofErr w:type="spellStart"/>
+            <w:r>
+              <w:t>xuất</w:t>
+            </w:r>
+            <w:proofErr w:type="spellEnd"/>
+          </w:p>
+        </w:tc>
+        <w:tc>
+          <w:tcPr>
+            <w:tcW w:w="1503" w:type="dxa"/>
+          </w:tcPr>
+          <w:p>
+            <w:pPr>
+              <w:jc w:val="center"/>
+            </w:pPr>
+            <w:proofErr w:type="spellStart"/>
+            <w:r>
+              <w:t>Cập</w:t>
+            </w:r>
+            <w:proofErr w:type="spellEnd"/>
+            <w:r>
+              <w:t xml:space="preserve"> </w:t>
+            </w:r>
+            <w:proofErr w:type="spellStart"/>
+            <w:r>
+              <w:t>nhật</w:t>
+            </w:r>
+            <w:proofErr w:type="spellEnd"/>
+          </w:p>
+        </w:tc>
+      </w:tr>
+      <w:tr>
+        <w:tc>
+          <w:tcPr>
+            <w:tcW w:w="1502" w:type="dxa"/>
+          </w:tcPr>
+          <w:p>
+            <w:pPr>
+              <w:jc w:val="center"/>
+            </w:pPr>
+            <w:r>
+              <w:t>1</w:t>
+            </w:r>
+          </w:p>
+        </w:tc>
+        <w:tc>
+          <w:tcPr>
+            <w:tcW w:w="1502" w:type="dxa"/>
+          </w:tcPr>
+          <w:p>
+            <w:pPr>
+              <w:jc w:val="center"/>
+            </w:pPr>
+            <w:proofErr w:type="spellStart"/>
+            <w:r>
+              <w:t>Hệ</w:t>
+            </w:r>
+            <w:proofErr w:type="spellEnd"/>
+            <w:r>
+              <w:t xml:space="preserve"> </w:t>
+            </w:r>
+            <w:proofErr w:type="spellStart"/>
+            <w:r>
+              <w:t>thống</w:t>
+            </w:r>
+            <w:proofErr w:type="spellEnd"/>
+            <w:r>
+              <w:t xml:space="preserve"> </w:t>
+            </w:r>
+            <w:proofErr w:type="spellStart"/>
+            <w:r>
+              <w:t>đăng</w:t>
+            </w:r>
+            <w:proofErr w:type="spellEnd"/>
+            <w:r>
+              <w:t xml:space="preserve"> </w:t>
+            </w:r>
+            <w:proofErr w:type="spellStart"/>
+            <w:r>
+              <w:t>ký</w:t>
             </w:r>
             <w:proofErr w:type="spellEnd"/>
             <w:r>
@@ -5558,7 +8965,242 @@
             </w:r>
             <w:proofErr w:type="spellStart"/>
             <w:r>
-              <w:t>bị</w:t>
+              <w:t>trực</w:t>
+            </w:r>
+            <w:proofErr w:type="spellEnd"/>
+            <w:r>
+              <w:t xml:space="preserve"> </w:t>
+            </w:r>
+            <w:proofErr w:type="spellStart"/>
+            <w:r>
+              <w:t>tuyến</w:t>
+            </w:r>
+            <w:proofErr w:type="spellEnd"/>
+          </w:p>
+        </w:tc>
+        <w:tc>
+          <w:tcPr>
+            <w:tcW w:w="1503" w:type="dxa"/>
+          </w:tcPr>
+          <w:p>
+            <w:r>
+              <w:t>*</w:t>
+            </w:r>
+            <w:proofErr w:type="spellStart"/>
+            <w:r>
+              <w:t>Sinh</w:t>
+            </w:r>
+            <w:proofErr w:type="spellEnd"/>
+            <w:r>
+              <w:t xml:space="preserve"> </w:t>
+            </w:r>
+            <w:proofErr w:type="spellStart"/>
+            <w:r>
+              <w:t>viên</w:t>
+            </w:r>
+            <w:proofErr w:type="spellEnd"/>
+          </w:p>
+          <w:p>
+            <w:r>
+              <w:t xml:space="preserve">- </w:t>
+            </w:r>
+            <w:proofErr w:type="spellStart"/>
+            <w:r>
+              <w:t>Yêu</w:t>
+            </w:r>
+            <w:proofErr w:type="spellEnd"/>
+            <w:r>
+              <w:t xml:space="preserve"> </w:t>
+            </w:r>
+            <w:proofErr w:type="spellStart"/>
+            <w:r>
+              <w:t>cầu</w:t>
+            </w:r>
+            <w:proofErr w:type="spellEnd"/>
+            <w:r>
+              <w:t xml:space="preserve"> </w:t>
+            </w:r>
+            <w:proofErr w:type="spellStart"/>
+            <w:r>
+              <w:t>xem</w:t>
+            </w:r>
+            <w:proofErr w:type="spellEnd"/>
+            <w:r>
+              <w:t xml:space="preserve"> </w:t>
+            </w:r>
+            <w:proofErr w:type="spellStart"/>
+            <w:r>
+              <w:t>danh</w:t>
+            </w:r>
+            <w:proofErr w:type="spellEnd"/>
+            <w:r>
+              <w:t xml:space="preserve"> </w:t>
+            </w:r>
+            <w:proofErr w:type="spellStart"/>
+            <w:r>
+              <w:t>sách</w:t>
+            </w:r>
+            <w:proofErr w:type="spellEnd"/>
+            <w:r>
+              <w:t xml:space="preserve"> </w:t>
+            </w:r>
+            <w:proofErr w:type="spellStart"/>
+            <w:r>
+              <w:t>học</w:t>
+            </w:r>
+            <w:proofErr w:type="spellEnd"/>
+            <w:r>
+              <w:t xml:space="preserve"> </w:t>
+            </w:r>
+            <w:proofErr w:type="spellStart"/>
+            <w:r>
+              <w:t>phần</w:t>
+            </w:r>
+            <w:proofErr w:type="spellEnd"/>
+          </w:p>
+          <w:p>
+            <w:r>
+              <w:t xml:space="preserve">- </w:t>
+            </w:r>
+            <w:proofErr w:type="spellStart"/>
+            <w:r>
+              <w:t>Chọn</w:t>
+            </w:r>
+            <w:proofErr w:type="spellEnd"/>
+            <w:r>
+              <w:t xml:space="preserve"> </w:t>
+            </w:r>
+            <w:proofErr w:type="spellStart"/>
+            <w:r>
+              <w:t>học</w:t>
+            </w:r>
+            <w:proofErr w:type="spellEnd"/>
+            <w:r>
+              <w:t xml:space="preserve"> </w:t>
+            </w:r>
+            <w:proofErr w:type="spellStart"/>
+            <w:r>
+              <w:t>phần</w:t>
+            </w:r>
+            <w:proofErr w:type="spellEnd"/>
+            <w:r>
+              <w:t xml:space="preserve"> </w:t>
+            </w:r>
+            <w:proofErr w:type="spellStart"/>
+            <w:r>
+              <w:t>cụ</w:t>
+            </w:r>
+            <w:proofErr w:type="spellEnd"/>
+            <w:r>
+              <w:t xml:space="preserve"> </w:t>
+            </w:r>
+            <w:proofErr w:type="spellStart"/>
+            <w:r>
+              <w:t>thể</w:t>
+            </w:r>
+            <w:proofErr w:type="spellEnd"/>
+          </w:p>
+          <w:p>
+            <w:r>
+              <w:t xml:space="preserve">- </w:t>
+            </w:r>
+            <w:proofErr w:type="spellStart"/>
+            <w:r>
+              <w:t>Lớp</w:t>
+            </w:r>
+            <w:proofErr w:type="spellEnd"/>
+            <w:r>
+              <w:t xml:space="preserve"> </w:t>
+            </w:r>
+            <w:proofErr w:type="spellStart"/>
+            <w:r>
+              <w:t>học</w:t>
+            </w:r>
+            <w:proofErr w:type="spellEnd"/>
+            <w:r>
+              <w:t xml:space="preserve"> </w:t>
+            </w:r>
+            <w:proofErr w:type="spellStart"/>
+            <w:r>
+              <w:t>phần</w:t>
+            </w:r>
+            <w:proofErr w:type="spellEnd"/>
+          </w:p>
+          <w:p>
+            <w:r>
+              <w:t xml:space="preserve">- </w:t>
+            </w:r>
+            <w:proofErr w:type="spellStart"/>
+            <w:r>
+              <w:t>Thông</w:t>
+            </w:r>
+            <w:proofErr w:type="spellEnd"/>
+            <w:r>
+              <w:t xml:space="preserve"> tin </w:t>
+            </w:r>
+            <w:proofErr w:type="spellStart"/>
+            <w:r>
+              <w:t>đăng</w:t>
+            </w:r>
+            <w:proofErr w:type="spellEnd"/>
+            <w:r>
+              <w:t xml:space="preserve"> </w:t>
+            </w:r>
+            <w:proofErr w:type="spellStart"/>
+            <w:r>
+              <w:t>nhập</w:t>
+            </w:r>
+            <w:proofErr w:type="spellEnd"/>
+          </w:p>
+          <w:p>
+            <w:r>
+              <w:t xml:space="preserve">- </w:t>
+            </w:r>
+            <w:proofErr w:type="spellStart"/>
+            <w:r>
+              <w:t>Xác</w:t>
+            </w:r>
+            <w:proofErr w:type="spellEnd"/>
+            <w:r>
+              <w:t xml:space="preserve"> </w:t>
+            </w:r>
+            <w:proofErr w:type="spellStart"/>
+            <w:r>
+              <w:t>nhận</w:t>
+            </w:r>
+            <w:proofErr w:type="spellEnd"/>
+            <w:r>
+              <w:t xml:space="preserve"> </w:t>
+            </w:r>
+            <w:proofErr w:type="spellStart"/>
+            <w:r>
+              <w:t>đăng</w:t>
+            </w:r>
+            <w:proofErr w:type="spellEnd"/>
+            <w:r>
+              <w:t xml:space="preserve"> </w:t>
+            </w:r>
+            <w:proofErr w:type="spellStart"/>
+            <w:r>
+              <w:t>ký</w:t>
+            </w:r>
+            <w:proofErr w:type="spellEnd"/>
+          </w:p>
+          <w:p>
+            <w:r>
+              <w:t xml:space="preserve">- </w:t>
+            </w:r>
+            <w:proofErr w:type="spellStart"/>
+            <w:r>
+              <w:t>Yêu</w:t>
+            </w:r>
+            <w:proofErr w:type="spellEnd"/>
+            <w:r>
+              <w:t xml:space="preserve"> </w:t>
+            </w:r>
+            <w:proofErr w:type="spellStart"/>
+            <w:r>
+              <w:t>cầu</w:t>
             </w:r>
             <w:proofErr w:type="spellEnd"/>
             <w:r>
@@ -5569,6 +9211,734 @@
               <w:t>hủy</w:t>
             </w:r>
             <w:proofErr w:type="spellEnd"/>
+            <w:r>
+              <w:t xml:space="preserve"> </w:t>
+            </w:r>
+            <w:proofErr w:type="spellStart"/>
+            <w:r>
+              <w:t>hoặc</w:t>
+            </w:r>
+            <w:proofErr w:type="spellEnd"/>
+            <w:r>
+              <w:t xml:space="preserve"> </w:t>
+            </w:r>
+            <w:proofErr w:type="spellStart"/>
+            <w:r>
+              <w:t>đổi</w:t>
+            </w:r>
+            <w:proofErr w:type="spellEnd"/>
+            <w:r>
+              <w:t xml:space="preserve"> </w:t>
+            </w:r>
+            <w:proofErr w:type="spellStart"/>
+            <w:r>
+              <w:t>lớp</w:t>
+            </w:r>
+            <w:proofErr w:type="spellEnd"/>
+          </w:p>
+          <w:p>
+            <w:r>
+              <w:t xml:space="preserve">- </w:t>
+            </w:r>
+            <w:proofErr w:type="spellStart"/>
+            <w:r>
+              <w:t>Yêu</w:t>
+            </w:r>
+            <w:proofErr w:type="spellEnd"/>
+            <w:r>
+              <w:t xml:space="preserve"> </w:t>
+            </w:r>
+            <w:proofErr w:type="spellStart"/>
+            <w:r>
+              <w:t>cầu</w:t>
+            </w:r>
+            <w:proofErr w:type="spellEnd"/>
+            <w:r>
+              <w:t xml:space="preserve"> </w:t>
+            </w:r>
+            <w:proofErr w:type="spellStart"/>
+            <w:r>
+              <w:t>xem</w:t>
+            </w:r>
+            <w:proofErr w:type="spellEnd"/>
+            <w:r>
+              <w:t xml:space="preserve"> </w:t>
+            </w:r>
+            <w:proofErr w:type="spellStart"/>
+            <w:r>
+              <w:t>điểm</w:t>
+            </w:r>
+            <w:proofErr w:type="spellEnd"/>
+          </w:p>
+          <w:p>
+            <w:r>
+              <w:t>*</w:t>
+            </w:r>
+            <w:proofErr w:type="spellStart"/>
+            <w:r>
+              <w:t>Phòng</w:t>
+            </w:r>
+            <w:proofErr w:type="spellEnd"/>
+            <w:r>
+              <w:t xml:space="preserve"> </w:t>
+            </w:r>
+            <w:proofErr w:type="spellStart"/>
+            <w:r>
+              <w:t>đào</w:t>
+            </w:r>
+            <w:proofErr w:type="spellEnd"/>
+            <w:r>
+              <w:t xml:space="preserve"> </w:t>
+            </w:r>
+            <w:proofErr w:type="spellStart"/>
+            <w:r>
+              <w:t>tạo</w:t>
+            </w:r>
+            <w:proofErr w:type="spellEnd"/>
+          </w:p>
+          <w:p>
+            <w:r>
+              <w:t xml:space="preserve">- </w:t>
+            </w:r>
+            <w:proofErr w:type="spellStart"/>
+            <w:r>
+              <w:t>Thông</w:t>
+            </w:r>
+            <w:proofErr w:type="spellEnd"/>
+            <w:r>
+              <w:t xml:space="preserve"> tin </w:t>
+            </w:r>
+            <w:proofErr w:type="spellStart"/>
+            <w:r>
+              <w:t>tiêu</w:t>
+            </w:r>
+            <w:proofErr w:type="spellEnd"/>
+            <w:r>
+              <w:t xml:space="preserve"> </w:t>
+            </w:r>
+            <w:proofErr w:type="spellStart"/>
+            <w:proofErr w:type="gramStart"/>
+            <w:r>
+              <w:t>chí</w:t>
+            </w:r>
+            <w:proofErr w:type="spellEnd"/>
+            <w:r>
+              <w:t>(</w:t>
+            </w:r>
+            <w:proofErr w:type="spellStart"/>
+            <w:proofErr w:type="gramEnd"/>
+            <w:r>
+              <w:t>lớp</w:t>
+            </w:r>
+            <w:proofErr w:type="spellEnd"/>
+            <w:r>
+              <w:t xml:space="preserve">, </w:t>
+            </w:r>
+            <w:proofErr w:type="spellStart"/>
+            <w:r>
+              <w:t>niên</w:t>
+            </w:r>
+            <w:proofErr w:type="spellEnd"/>
+            <w:r>
+              <w:t xml:space="preserve"> </w:t>
+            </w:r>
+            <w:proofErr w:type="spellStart"/>
+            <w:r>
+              <w:t>khóa</w:t>
+            </w:r>
+            <w:proofErr w:type="spellEnd"/>
+            <w:r>
+              <w:t>,…)</w:t>
+            </w:r>
+          </w:p>
+          <w:p>
+            <w:r>
+              <w:t>*</w:t>
+            </w:r>
+            <w:proofErr w:type="spellStart"/>
+            <w:r>
+              <w:t>Giáo</w:t>
+            </w:r>
+            <w:proofErr w:type="spellEnd"/>
+            <w:r>
+              <w:t xml:space="preserve"> </w:t>
+            </w:r>
+            <w:proofErr w:type="spellStart"/>
+            <w:r>
+              <w:t>viên</w:t>
+            </w:r>
+            <w:proofErr w:type="spellEnd"/>
+          </w:p>
+          <w:p>
+            <w:r>
+              <w:t xml:space="preserve">- </w:t>
+            </w:r>
+            <w:proofErr w:type="spellStart"/>
+            <w:r>
+              <w:t>Nhập</w:t>
+            </w:r>
+            <w:proofErr w:type="spellEnd"/>
+            <w:r>
+              <w:t xml:space="preserve"> </w:t>
+            </w:r>
+            <w:proofErr w:type="spellStart"/>
+            <w:r>
+              <w:t>thông</w:t>
+            </w:r>
+            <w:proofErr w:type="spellEnd"/>
+            <w:r>
+              <w:t xml:space="preserve"> tin </w:t>
+            </w:r>
+            <w:proofErr w:type="spellStart"/>
+            <w:r>
+              <w:t>đăng</w:t>
+            </w:r>
+            <w:proofErr w:type="spellEnd"/>
+            <w:r>
+              <w:t xml:space="preserve"> </w:t>
+            </w:r>
+            <w:proofErr w:type="spellStart"/>
+            <w:r>
+              <w:t>nhập</w:t>
+            </w:r>
+            <w:proofErr w:type="spellEnd"/>
+          </w:p>
+          <w:p>
+            <w:r>
+              <w:t xml:space="preserve">- </w:t>
+            </w:r>
+            <w:proofErr w:type="spellStart"/>
+            <w:r>
+              <w:t>Chọn</w:t>
+            </w:r>
+            <w:proofErr w:type="spellEnd"/>
+            <w:r>
+              <w:t xml:space="preserve"> </w:t>
+            </w:r>
+            <w:proofErr w:type="spellStart"/>
+            <w:r>
+              <w:t>lớp</w:t>
+            </w:r>
+            <w:proofErr w:type="spellEnd"/>
+            <w:r>
+              <w:t xml:space="preserve"> </w:t>
+            </w:r>
+            <w:proofErr w:type="spellStart"/>
+            <w:r>
+              <w:t>học</w:t>
+            </w:r>
+            <w:proofErr w:type="spellEnd"/>
+            <w:r>
+              <w:t xml:space="preserve"> </w:t>
+            </w:r>
+            <w:proofErr w:type="spellStart"/>
+            <w:r>
+              <w:t>phần</w:t>
+            </w:r>
+            <w:proofErr w:type="spellEnd"/>
+          </w:p>
+          <w:p>
+            <w:r>
+              <w:t xml:space="preserve">- </w:t>
+            </w:r>
+            <w:proofErr w:type="spellStart"/>
+            <w:r>
+              <w:t>Chọn</w:t>
+            </w:r>
+            <w:proofErr w:type="spellEnd"/>
+            <w:r>
+              <w:t xml:space="preserve"> </w:t>
+            </w:r>
+            <w:proofErr w:type="spellStart"/>
+            <w:r>
+              <w:t>lớp</w:t>
+            </w:r>
+            <w:proofErr w:type="spellEnd"/>
+          </w:p>
+          <w:p>
+            <w:r>
+              <w:t xml:space="preserve">- </w:t>
+            </w:r>
+            <w:proofErr w:type="spellStart"/>
+            <w:r>
+              <w:t>Điểm</w:t>
+            </w:r>
+            <w:proofErr w:type="spellEnd"/>
+            <w:r>
+              <w:t xml:space="preserve"> </w:t>
+            </w:r>
+            <w:proofErr w:type="spellStart"/>
+            <w:r>
+              <w:t>cuối</w:t>
+            </w:r>
+            <w:proofErr w:type="spellEnd"/>
+            <w:r>
+              <w:t xml:space="preserve"> </w:t>
+            </w:r>
+            <w:proofErr w:type="spellStart"/>
+            <w:r>
+              <w:t>kỳ</w:t>
+            </w:r>
+            <w:proofErr w:type="spellEnd"/>
+          </w:p>
+        </w:tc>
+        <w:tc>
+          <w:tcPr>
+            <w:tcW w:w="1503" w:type="dxa"/>
+          </w:tcPr>
+          <w:p>
+            <w:r>
+              <w:t>*</w:t>
+            </w:r>
+            <w:proofErr w:type="spellStart"/>
+            <w:r>
+              <w:t>Sinh</w:t>
+            </w:r>
+            <w:proofErr w:type="spellEnd"/>
+            <w:r>
+              <w:t xml:space="preserve"> </w:t>
+            </w:r>
+            <w:proofErr w:type="spellStart"/>
+            <w:r>
+              <w:t>viên</w:t>
+            </w:r>
+            <w:proofErr w:type="spellEnd"/>
+          </w:p>
+          <w:p>
+            <w:r>
+              <w:t xml:space="preserve">- </w:t>
+            </w:r>
+            <w:proofErr w:type="spellStart"/>
+            <w:r>
+              <w:t>Danh</w:t>
+            </w:r>
+            <w:proofErr w:type="spellEnd"/>
+            <w:r>
+              <w:t xml:space="preserve"> </w:t>
+            </w:r>
+            <w:proofErr w:type="spellStart"/>
+            <w:r>
+              <w:t>sách</w:t>
+            </w:r>
+            <w:proofErr w:type="spellEnd"/>
+            <w:r>
+              <w:t xml:space="preserve"> </w:t>
+            </w:r>
+            <w:proofErr w:type="spellStart"/>
+            <w:r>
+              <w:t>học</w:t>
+            </w:r>
+            <w:proofErr w:type="spellEnd"/>
+            <w:r>
+              <w:t xml:space="preserve"> </w:t>
+            </w:r>
+            <w:proofErr w:type="spellStart"/>
+            <w:r>
+              <w:t>phần</w:t>
+            </w:r>
+            <w:proofErr w:type="spellEnd"/>
+          </w:p>
+          <w:p>
+            <w:r>
+              <w:t xml:space="preserve">- </w:t>
+            </w:r>
+            <w:proofErr w:type="spellStart"/>
+            <w:r>
+              <w:t>Thông</w:t>
+            </w:r>
+            <w:proofErr w:type="spellEnd"/>
+            <w:r>
+              <w:t xml:space="preserve"> tin chi </w:t>
+            </w:r>
+            <w:proofErr w:type="spellStart"/>
+            <w:r>
+              <w:t>tiết</w:t>
+            </w:r>
+            <w:proofErr w:type="spellEnd"/>
+            <w:r>
+              <w:t xml:space="preserve"> </w:t>
+            </w:r>
+            <w:proofErr w:type="spellStart"/>
+            <w:r>
+              <w:t>học</w:t>
+            </w:r>
+            <w:proofErr w:type="spellEnd"/>
+            <w:r>
+              <w:t xml:space="preserve"> </w:t>
+            </w:r>
+            <w:proofErr w:type="spellStart"/>
+            <w:r>
+              <w:t>phần</w:t>
+            </w:r>
+            <w:proofErr w:type="spellEnd"/>
+          </w:p>
+          <w:p>
+            <w:r>
+              <w:t xml:space="preserve">- </w:t>
+            </w:r>
+            <w:proofErr w:type="spellStart"/>
+            <w:r>
+              <w:t>Thông</w:t>
+            </w:r>
+            <w:proofErr w:type="spellEnd"/>
+            <w:r>
+              <w:t xml:space="preserve"> tin </w:t>
+            </w:r>
+            <w:proofErr w:type="spellStart"/>
+            <w:r>
+              <w:t>lớp</w:t>
+            </w:r>
+            <w:proofErr w:type="spellEnd"/>
+            <w:r>
+              <w:t xml:space="preserve"> </w:t>
+            </w:r>
+            <w:proofErr w:type="spellStart"/>
+            <w:r>
+              <w:t>học</w:t>
+            </w:r>
+            <w:proofErr w:type="spellEnd"/>
+            <w:r>
+              <w:t xml:space="preserve"> </w:t>
+            </w:r>
+            <w:proofErr w:type="spellStart"/>
+            <w:r>
+              <w:t>phần</w:t>
+            </w:r>
+            <w:proofErr w:type="spellEnd"/>
+          </w:p>
+          <w:p>
+            <w:r>
+              <w:t xml:space="preserve">- </w:t>
+            </w:r>
+            <w:proofErr w:type="spellStart"/>
+            <w:r>
+              <w:t>Xác</w:t>
+            </w:r>
+            <w:proofErr w:type="spellEnd"/>
+            <w:r>
+              <w:t xml:space="preserve"> </w:t>
+            </w:r>
+            <w:proofErr w:type="spellStart"/>
+            <w:r>
+              <w:t>thực</w:t>
+            </w:r>
+            <w:proofErr w:type="spellEnd"/>
+            <w:r>
+              <w:t xml:space="preserve"> </w:t>
+            </w:r>
+            <w:proofErr w:type="spellStart"/>
+            <w:r>
+              <w:t>quyền</w:t>
+            </w:r>
+            <w:proofErr w:type="spellEnd"/>
+            <w:r>
+              <w:t xml:space="preserve"> </w:t>
+            </w:r>
+            <w:proofErr w:type="spellStart"/>
+            <w:r>
+              <w:t>truy</w:t>
+            </w:r>
+            <w:proofErr w:type="spellEnd"/>
+            <w:r>
+              <w:t xml:space="preserve"> </w:t>
+            </w:r>
+            <w:proofErr w:type="spellStart"/>
+            <w:r>
+              <w:t>cập</w:t>
+            </w:r>
+            <w:proofErr w:type="spellEnd"/>
+          </w:p>
+          <w:p>
+            <w:r>
+              <w:t xml:space="preserve">- </w:t>
+            </w:r>
+            <w:proofErr w:type="spellStart"/>
+            <w:r>
+              <w:t>Sĩ</w:t>
+            </w:r>
+            <w:proofErr w:type="spellEnd"/>
+            <w:r>
+              <w:t xml:space="preserve"> </w:t>
+            </w:r>
+            <w:proofErr w:type="spellStart"/>
+            <w:r>
+              <w:t>số</w:t>
+            </w:r>
+            <w:proofErr w:type="spellEnd"/>
+            <w:r>
+              <w:t xml:space="preserve"> </w:t>
+            </w:r>
+            <w:proofErr w:type="spellStart"/>
+            <w:r>
+              <w:t>lớp</w:t>
+            </w:r>
+            <w:proofErr w:type="spellEnd"/>
+          </w:p>
+          <w:p>
+            <w:r>
+              <w:t xml:space="preserve">- </w:t>
+            </w:r>
+            <w:proofErr w:type="spellStart"/>
+            <w:r>
+              <w:t>Thông</w:t>
+            </w:r>
+            <w:proofErr w:type="spellEnd"/>
+            <w:r>
+              <w:t xml:space="preserve"> tin </w:t>
+            </w:r>
+            <w:proofErr w:type="spellStart"/>
+            <w:r>
+              <w:t>điểm</w:t>
+            </w:r>
+            <w:proofErr w:type="spellEnd"/>
+          </w:p>
+          <w:p>
+            <w:r>
+              <w:t xml:space="preserve">- </w:t>
+            </w:r>
+            <w:proofErr w:type="spellStart"/>
+            <w:r>
+              <w:t>Hóa</w:t>
+            </w:r>
+            <w:proofErr w:type="spellEnd"/>
+            <w:r>
+              <w:t xml:space="preserve"> </w:t>
+            </w:r>
+            <w:proofErr w:type="spellStart"/>
+            <w:r>
+              <w:t>đơn</w:t>
+            </w:r>
+            <w:proofErr w:type="spellEnd"/>
+            <w:r>
+              <w:t xml:space="preserve"> </w:t>
+            </w:r>
+            <w:proofErr w:type="spellStart"/>
+            <w:r>
+              <w:t>điện</w:t>
+            </w:r>
+            <w:proofErr w:type="spellEnd"/>
+            <w:r>
+              <w:t xml:space="preserve"> </w:t>
+            </w:r>
+            <w:proofErr w:type="spellStart"/>
+            <w:r>
+              <w:t>tử</w:t>
+            </w:r>
+            <w:proofErr w:type="spellEnd"/>
+          </w:p>
+          <w:p>
+            <w:r>
+              <w:t xml:space="preserve">- </w:t>
+            </w:r>
+            <w:proofErr w:type="spellStart"/>
+            <w:r>
+              <w:t>Thông</w:t>
+            </w:r>
+            <w:proofErr w:type="spellEnd"/>
+            <w:r>
+              <w:t xml:space="preserve"> </w:t>
+            </w:r>
+            <w:proofErr w:type="spellStart"/>
+            <w:r>
+              <w:t>báo</w:t>
+            </w:r>
+            <w:proofErr w:type="spellEnd"/>
+            <w:r>
+              <w:t xml:space="preserve"> </w:t>
+            </w:r>
+            <w:proofErr w:type="spellStart"/>
+            <w:r>
+              <w:t>thành</w:t>
+            </w:r>
+            <w:proofErr w:type="spellEnd"/>
+            <w:r>
+              <w:t xml:space="preserve"> </w:t>
+            </w:r>
+            <w:proofErr w:type="spellStart"/>
+            <w:r>
+              <w:t>công</w:t>
+            </w:r>
+            <w:proofErr w:type="spellEnd"/>
+          </w:p>
+          <w:p>
+            <w:r>
+              <w:t>*</w:t>
+            </w:r>
+            <w:proofErr w:type="spellStart"/>
+            <w:r>
+              <w:t>Hệ</w:t>
+            </w:r>
+            <w:proofErr w:type="spellEnd"/>
+            <w:r>
+              <w:t xml:space="preserve"> </w:t>
+            </w:r>
+            <w:proofErr w:type="spellStart"/>
+            <w:r>
+              <w:t>thống</w:t>
+            </w:r>
+            <w:proofErr w:type="spellEnd"/>
+            <w:r>
+              <w:t xml:space="preserve"> </w:t>
+            </w:r>
+            <w:proofErr w:type="spellStart"/>
+            <w:r>
+              <w:t>thanh</w:t>
+            </w:r>
+            <w:proofErr w:type="spellEnd"/>
+            <w:r>
+              <w:t xml:space="preserve"> </w:t>
+            </w:r>
+            <w:proofErr w:type="spellStart"/>
+            <w:r>
+              <w:t>toán</w:t>
+            </w:r>
+            <w:proofErr w:type="spellEnd"/>
+          </w:p>
+          <w:p>
+            <w:r>
+              <w:t xml:space="preserve">- </w:t>
+            </w:r>
+            <w:proofErr w:type="spellStart"/>
+            <w:r>
+              <w:t>Thông</w:t>
+            </w:r>
+            <w:proofErr w:type="spellEnd"/>
+            <w:r>
+              <w:t xml:space="preserve"> tin </w:t>
+            </w:r>
+            <w:proofErr w:type="spellStart"/>
+            <w:r>
+              <w:t>học</w:t>
+            </w:r>
+            <w:proofErr w:type="spellEnd"/>
+            <w:r>
+              <w:t xml:space="preserve"> </w:t>
+            </w:r>
+            <w:proofErr w:type="spellStart"/>
+            <w:r>
+              <w:t>phí</w:t>
+            </w:r>
+            <w:proofErr w:type="spellEnd"/>
+          </w:p>
+          <w:p>
+            <w:r>
+              <w:t>*</w:t>
+            </w:r>
+            <w:proofErr w:type="spellStart"/>
+            <w:r>
+              <w:t>Giáo</w:t>
+            </w:r>
+            <w:proofErr w:type="spellEnd"/>
+            <w:r>
+              <w:t xml:space="preserve"> </w:t>
+            </w:r>
+            <w:proofErr w:type="spellStart"/>
+            <w:r>
+              <w:t>viên</w:t>
+            </w:r>
+            <w:proofErr w:type="spellEnd"/>
+          </w:p>
+          <w:p>
+            <w:r>
+              <w:t xml:space="preserve">- </w:t>
+            </w:r>
+            <w:proofErr w:type="spellStart"/>
+            <w:r>
+              <w:t>Xác</w:t>
+            </w:r>
+            <w:proofErr w:type="spellEnd"/>
+            <w:r>
+              <w:t xml:space="preserve"> </w:t>
+            </w:r>
+            <w:proofErr w:type="spellStart"/>
+            <w:r>
+              <w:t>thực</w:t>
+            </w:r>
+            <w:proofErr w:type="spellEnd"/>
+            <w:r>
+              <w:t xml:space="preserve"> </w:t>
+            </w:r>
+            <w:proofErr w:type="spellStart"/>
+            <w:r>
+              <w:t>quyền</w:t>
+            </w:r>
+            <w:proofErr w:type="spellEnd"/>
+            <w:r>
+              <w:t xml:space="preserve"> </w:t>
+            </w:r>
+            <w:proofErr w:type="spellStart"/>
+            <w:r>
+              <w:t>truy</w:t>
+            </w:r>
+            <w:proofErr w:type="spellEnd"/>
+            <w:r>
+              <w:t xml:space="preserve"> </w:t>
+            </w:r>
+            <w:proofErr w:type="spellStart"/>
+            <w:r>
+              <w:t>cập</w:t>
+            </w:r>
+            <w:proofErr w:type="spellEnd"/>
+          </w:p>
+          <w:p>
+            <w:r>
+              <w:t xml:space="preserve">- </w:t>
+            </w:r>
+            <w:proofErr w:type="spellStart"/>
+            <w:r>
+              <w:t>Danh</w:t>
+            </w:r>
+            <w:proofErr w:type="spellEnd"/>
+            <w:r>
+              <w:t xml:space="preserve"> </w:t>
+            </w:r>
+            <w:proofErr w:type="spellStart"/>
+            <w:r>
+              <w:t>sách</w:t>
+            </w:r>
+            <w:proofErr w:type="spellEnd"/>
+            <w:r>
+              <w:t xml:space="preserve"> </w:t>
+            </w:r>
+            <w:proofErr w:type="spellStart"/>
+            <w:r>
+              <w:t>lớp</w:t>
+            </w:r>
+            <w:proofErr w:type="spellEnd"/>
+          </w:p>
+          <w:p>
+            <w:r>
+              <w:t xml:space="preserve">- </w:t>
+            </w:r>
+            <w:proofErr w:type="spellStart"/>
+            <w:r>
+              <w:t>Danh</w:t>
+            </w:r>
+            <w:proofErr w:type="spellEnd"/>
+            <w:r>
+              <w:t xml:space="preserve"> </w:t>
+            </w:r>
+            <w:proofErr w:type="spellStart"/>
+            <w:r>
+              <w:t>sách</w:t>
+            </w:r>
+            <w:proofErr w:type="spellEnd"/>
+            <w:r>
+              <w:t xml:space="preserve"> </w:t>
+            </w:r>
+            <w:proofErr w:type="spellStart"/>
+            <w:r>
+              <w:t>sinh</w:t>
+            </w:r>
+            <w:proofErr w:type="spellEnd"/>
+            <w:r>
+              <w:t xml:space="preserve"> </w:t>
+            </w:r>
+            <w:proofErr w:type="spellStart"/>
+            <w:r>
+              <w:t>viên</w:t>
+            </w:r>
+            <w:proofErr w:type="spellEnd"/>
           </w:p>
         </w:tc>
         <w:tc>
@@ -5576,63 +9946,6 @@
             <w:tcW w:w="1503" w:type="dxa"/>
           </w:tcPr>
           <w:p/>
-        </w:tc>
-        <w:tc>
-          <w:tcPr>
-            <w:tcW w:w="1503" w:type="dxa"/>
-          </w:tcPr>
-          <w:p>
-            <w:r>
-              <w:t>*</w:t>
-            </w:r>
-            <w:proofErr w:type="spellStart"/>
-            <w:r>
-              <w:t>Sinh</w:t>
-            </w:r>
-            <w:proofErr w:type="spellEnd"/>
-            <w:r>
-              <w:t xml:space="preserve"> </w:t>
-            </w:r>
-            <w:proofErr w:type="spellStart"/>
-            <w:r>
-              <w:t>viên</w:t>
-            </w:r>
-            <w:proofErr w:type="spellEnd"/>
-          </w:p>
-          <w:p>
-            <w:r>
-              <w:t xml:space="preserve">- </w:t>
-            </w:r>
-            <w:proofErr w:type="spellStart"/>
-            <w:r>
-              <w:t>Thông</w:t>
-            </w:r>
-            <w:proofErr w:type="spellEnd"/>
-            <w:r>
-              <w:t xml:space="preserve"> </w:t>
-            </w:r>
-            <w:proofErr w:type="spellStart"/>
-            <w:r>
-              <w:t>báo</w:t>
-            </w:r>
-            <w:proofErr w:type="spellEnd"/>
-            <w:r>
-              <w:t xml:space="preserve"> </w:t>
-            </w:r>
-            <w:proofErr w:type="spellStart"/>
-            <w:r>
-              <w:t>thành</w:t>
-            </w:r>
-            <w:proofErr w:type="spellEnd"/>
-            <w:r>
-              <w:t xml:space="preserve"> </w:t>
-            </w:r>
-            <w:proofErr w:type="spellStart"/>
-            <w:r>
-              <w:t>công</w:t>
-            </w:r>
-            <w:proofErr w:type="spellEnd"/>
-          </w:p>
         </w:tc>
         <w:tc>
           <w:tcPr>
@@ -5641,97 +9954,6 @@
           <w:p>
             <w:bookmarkStart w:id="0" w:name="_GoBack"/>
             <w:bookmarkEnd w:id="0"/>
-          </w:p>
-        </w:tc>
-        <w:tc>
-          <w:tcPr>
-            <w:tcW w:w="1503" w:type="dxa"/>
-          </w:tcPr>
-          <w:p>
-            <w:r>
-              <w:t>*</w:t>
-            </w:r>
-            <w:proofErr w:type="spellStart"/>
-            <w:r>
-              <w:t>Thanh</w:t>
-            </w:r>
-            <w:proofErr w:type="spellEnd"/>
-            <w:r>
-              <w:t xml:space="preserve"> </w:t>
-            </w:r>
-            <w:proofErr w:type="spellStart"/>
-            <w:r>
-              <w:t>toán</w:t>
-            </w:r>
-            <w:proofErr w:type="spellEnd"/>
-          </w:p>
-          <w:p>
-            <w:r>
-              <w:t xml:space="preserve">- </w:t>
-            </w:r>
-            <w:proofErr w:type="spellStart"/>
-            <w:r>
-              <w:t>Thiết</w:t>
-            </w:r>
-            <w:proofErr w:type="spellEnd"/>
-            <w:r>
-              <w:t xml:space="preserve"> </w:t>
-            </w:r>
-            <w:proofErr w:type="spellStart"/>
-            <w:r>
-              <w:t>lập</w:t>
-            </w:r>
-            <w:proofErr w:type="spellEnd"/>
-            <w:r>
-              <w:t xml:space="preserve"> </w:t>
-            </w:r>
-            <w:proofErr w:type="spellStart"/>
-            <w:r>
-              <w:t>trạng</w:t>
-            </w:r>
-            <w:proofErr w:type="spellEnd"/>
-            <w:r>
-              <w:t xml:space="preserve"> </w:t>
-            </w:r>
-            <w:proofErr w:type="spellStart"/>
-            <w:r>
-              <w:t>thái</w:t>
-            </w:r>
-            <w:proofErr w:type="spellEnd"/>
-            <w:r>
-              <w:t xml:space="preserve"> </w:t>
-            </w:r>
-          </w:p>
-          <w:p>
-            <w:r>
-              <w:t>*</w:t>
-            </w:r>
-            <w:proofErr w:type="spellStart"/>
-            <w:r>
-              <w:t>Đăng</w:t>
-            </w:r>
-            <w:proofErr w:type="spellEnd"/>
-            <w:r>
-              <w:t xml:space="preserve"> </w:t>
-            </w:r>
-            <w:proofErr w:type="spellStart"/>
-            <w:r>
-              <w:t>ký</w:t>
-            </w:r>
-            <w:proofErr w:type="spellEnd"/>
-          </w:p>
-          <w:p>
-            <w:r>
-              <w:t xml:space="preserve">- </w:t>
-            </w:r>
-            <w:proofErr w:type="spellStart"/>
-            <w:r>
-              <w:t>Xóa</w:t>
-            </w:r>
-            <w:proofErr w:type="spellEnd"/>
-            <w:r>
-              <w:t xml:space="preserve"> </w:t>
-            </w:r>
           </w:p>
         </w:tc>
       </w:tr>
